--- a/Term5/System Modelling/Lab 4/report.docx
+++ b/Term5/System Modelling/Lab 4/report.docx
@@ -538,13 +538,7 @@
           <w:lang w:val="ru-RU"/>
         </w:rPr>
       </w:r>
-    </w:p>
-    <w:p>
-      <w:pPr>
-        <w:pBdr/>
-        <w:spacing w:line="240" w:lineRule="auto"/>
-        <w:ind/>
-        <w:jc w:val="center"/>
+      <w:r>
         <w:rPr>
           <w:rFonts w:ascii="Times New Roman" w:hAnsi="Times New Roman" w:cs="Times New Roman"/>
           <w:b/>
@@ -553,22 +547,21 @@
           <w:szCs w:val="28"/>
           <w:lang w:val="ru-RU"/>
         </w:rPr>
-      </w:pPr>
-      <w:r>
-        <w:rPr>
-          <w:rFonts w:ascii="Times New Roman" w:hAnsi="Times New Roman" w:cs="Times New Roman"/>
-          <w:b/>
-          <w:bCs/>
+      </w:r>
+    </w:p>
+    <w:p>
+      <w:pPr>
+        <w:pBdr/>
+        <w:spacing/>
+        <w:ind/>
+        <w:rPr>
           <w:sz w:val="28"/>
           <w:szCs w:val="28"/>
           <w:lang w:val="ru-RU"/>
         </w:rPr>
-      </w:r>
-      <w:r>
-        <w:rPr>
-          <w:rFonts w:ascii="Times New Roman" w:hAnsi="Times New Roman" w:cs="Times New Roman"/>
-          <w:b/>
-          <w:bCs/>
+      </w:pPr>
+      <w:r>
+        <w:rPr>
           <w:sz w:val="28"/>
           <w:szCs w:val="28"/>
           <w:lang w:val="ru-RU"/>
@@ -576,33 +569,31 @@
       </w:r>
       <w:r>
         <w:rPr>
-          <w:rFonts w:ascii="Times New Roman" w:hAnsi="Times New Roman" w:cs="Times New Roman"/>
-          <w:b/>
-          <w:bCs/>
           <w:sz w:val="28"/>
           <w:szCs w:val="28"/>
           <w:lang w:val="ru-RU"/>
         </w:rPr>
       </w:r>
-    </w:p>
-    <w:p>
-      <w:pPr>
-        <w:pBdr/>
-        <w:spacing/>
-        <w:ind/>
+      <w:r>
         <w:rPr>
           <w:sz w:val="28"/>
           <w:szCs w:val="28"/>
           <w:lang w:val="ru-RU"/>
         </w:rPr>
-      </w:pPr>
-      <w:r>
+      </w:r>
+    </w:p>
+    <w:p>
+      <w:pPr>
+        <w:pBdr/>
+        <w:spacing/>
+        <w:ind/>
+        <w:jc w:val="center"/>
         <w:rPr>
           <w:sz w:val="28"/>
           <w:szCs w:val="28"/>
           <w:lang w:val="ru-RU"/>
         </w:rPr>
-      </w:r>
+      </w:pPr>
       <w:r>
         <w:rPr>
           <w:sz w:val="28"/>
@@ -617,77 +608,17 @@
           <w:lang w:val="ru-RU"/>
         </w:rPr>
       </w:r>
-    </w:p>
-    <w:p>
-      <w:pPr>
-        <w:pBdr/>
-        <w:spacing/>
-        <w:ind/>
+      <w:r>
         <w:rPr>
           <w:sz w:val="28"/>
           <w:szCs w:val="28"/>
           <w:lang w:val="ru-RU"/>
         </w:rPr>
-      </w:pPr>
-      <w:r>
-        <w:rPr>
-          <w:sz w:val="28"/>
-          <w:szCs w:val="28"/>
-          <w:lang w:val="ru-RU"/>
-        </w:rPr>
-      </w:r>
-      <w:r>
-        <w:rPr>
-          <w:sz w:val="28"/>
-          <w:szCs w:val="28"/>
-          <w:lang w:val="ru-RU"/>
-        </w:rPr>
-      </w:r>
-      <w:r>
-        <w:rPr>
-          <w:sz w:val="28"/>
-          <w:szCs w:val="28"/>
-          <w:lang w:val="ru-RU"/>
-        </w:rPr>
-      </w:r>
-    </w:p>
-    <w:p>
-      <w:pPr>
-        <w:pBdr/>
-        <w:spacing/>
-        <w:ind/>
-        <w:jc w:val="center"/>
-        <w:rPr>
-          <w:sz w:val="28"/>
-          <w:szCs w:val="28"/>
-          <w:lang w:val="ru-RU"/>
-        </w:rPr>
-      </w:pPr>
-      <w:r>
-        <w:rPr>
-          <w:sz w:val="28"/>
-          <w:szCs w:val="28"/>
-          <w:lang w:val="ru-RU"/>
-        </w:rPr>
-      </w:r>
-      <w:r>
-        <w:rPr>
-          <w:sz w:val="28"/>
-          <w:szCs w:val="28"/>
-          <w:lang w:val="ru-RU"/>
-        </w:rPr>
-      </w:r>
-      <w:r>
-        <w:rPr>
-          <w:sz w:val="28"/>
-          <w:szCs w:val="28"/>
-          <w:lang w:val="ru-RU"/>
-        </w:rPr>
       </w:r>
     </w:p>
     <w:tbl>
       <w:tblPr>
-        <w:tblStyle w:val="871"/>
+        <w:tblStyle w:val="881"/>
         <w:tblW w:w="10456" w:type="dxa"/>
         <w:tblBorders/>
         <w:tblLook w:val="04A0" w:firstRow="1" w:lastRow="0" w:firstColumn="1" w:lastColumn="0" w:noHBand="0" w:noVBand="1"/>
@@ -1046,64 +977,6 @@
               <w:rPr>
                 <w:rFonts w:ascii="Times New Roman" w:hAnsi="Times New Roman" w:cs="Times New Roman"/>
                 <w:sz w:val="28"/>
-              </w:rPr>
-            </w:pPr>
-            <w:r>
-              <w:rPr>
-                <w:rFonts w:ascii="Times New Roman" w:hAnsi="Times New Roman" w:cs="Times New Roman"/>
-                <w:sz w:val="28"/>
-              </w:rPr>
-            </w:r>
-            <w:r>
-              <w:rPr>
-                <w:rFonts w:ascii="Times New Roman" w:hAnsi="Times New Roman" w:cs="Times New Roman"/>
-                <w:sz w:val="28"/>
-              </w:rPr>
-            </w:r>
-            <w:r>
-              <w:rPr>
-                <w:rFonts w:ascii="Times New Roman" w:hAnsi="Times New Roman" w:cs="Times New Roman"/>
-                <w:sz w:val="28"/>
-              </w:rPr>
-            </w:r>
-          </w:p>
-          <w:p>
-            <w:pPr>
-              <w:pBdr/>
-              <w:spacing/>
-              <w:ind/>
-              <w:rPr>
-                <w:rFonts w:ascii="Times New Roman" w:hAnsi="Times New Roman" w:cs="Times New Roman"/>
-                <w:sz w:val="28"/>
-              </w:rPr>
-            </w:pPr>
-            <w:r>
-              <w:rPr>
-                <w:rFonts w:ascii="Times New Roman" w:hAnsi="Times New Roman" w:cs="Times New Roman"/>
-                <w:sz w:val="28"/>
-              </w:rPr>
-            </w:r>
-            <w:r>
-              <w:rPr>
-                <w:rFonts w:ascii="Times New Roman" w:hAnsi="Times New Roman" w:cs="Times New Roman"/>
-                <w:sz w:val="28"/>
-              </w:rPr>
-            </w:r>
-            <w:r>
-              <w:rPr>
-                <w:rFonts w:ascii="Times New Roman" w:hAnsi="Times New Roman" w:cs="Times New Roman"/>
-                <w:sz w:val="28"/>
-              </w:rPr>
-            </w:r>
-          </w:p>
-          <w:p>
-            <w:pPr>
-              <w:pBdr/>
-              <w:spacing/>
-              <w:ind/>
-              <w:rPr>
-                <w:rFonts w:ascii="Times New Roman" w:hAnsi="Times New Roman" w:cs="Times New Roman"/>
-                <w:sz w:val="28"/>
                 <w:szCs w:val="28"/>
               </w:rPr>
             </w:pPr>
@@ -1590,7 +1463,7 @@
     <w:p>
       <w:pPr>
         <w:pBdr/>
-        <w:shd w:val="nil"/>
+        <w:shd w:val="nil" w:color="auto"/>
         <w:spacing/>
         <w:ind/>
         <w:rPr>
@@ -1623,6 +1496,14 @@
           <w:lang w:val="ru-RU" w:eastAsia="ja-JP"/>
         </w:rPr>
       </w:r>
+      <w:r>
+        <w:rPr>
+          <w:rFonts w:ascii="Times New Roman" w:hAnsi="Times New Roman" w:cs="Times New Roman" w:eastAsiaTheme="minorEastAsia"/>
+          <w:sz w:val="28"/>
+          <w:szCs w:val="28"/>
+          <w:lang w:val="ru-RU" w:eastAsia="ja-JP"/>
+        </w:rPr>
+      </w:r>
     </w:p>
     <w:p>
       <w:pPr>
@@ -1648,7 +1529,7 @@
           <w:szCs w:val="28"/>
           <w:lang w:val="ru-RU" w:eastAsia="ja-JP"/>
         </w:rPr>
-        <w:t xml:space="preserve">Блок схема алгоритма:</w:t>
+        <w:t xml:space="preserve">Структурная схема алгоритма:</w:t>
       </w:r>
       <w:r>
         <w:rPr>
@@ -1661,8 +1542,11 @@
       <w:r>
         <w:rPr>
           <w:rFonts w:ascii="Times New Roman" w:hAnsi="Times New Roman" w:cs="Times New Roman" w:eastAsiaTheme="minorEastAsia"/>
+          <w:b/>
+          <w:bCs/>
           <w:sz w:val="28"/>
           <w:szCs w:val="28"/>
+          <w:highlight w:val="none"/>
           <w:lang w:val="ru-RU" w:eastAsia="ja-JP"/>
         </w:rPr>
       </w:r>
@@ -1687,13 +1571,15 @@
           <w:szCs w:val="28"/>
           <w:lang w:val="ru-RU" w:eastAsia="ja-JP"/>
         </w:rPr>
+      </w:r>
+      <w:r>
         <mc:AlternateContent>
           <mc:Choice Requires="wpg">
             <w:drawing>
               <wp:inline xmlns:wp="http://schemas.openxmlformats.org/drawingml/2006/wordprocessingDrawing" distT="0" distB="0" distL="0" distR="0">
-                <wp:extent cx="4699000" cy="5639907"/>
-                <wp:effectExtent l="0" t="0" r="6350" b="0"/>
-                <wp:docPr id="1" name="Рисунок 1"/>
+                <wp:extent cx="6151880" cy="6593302"/>
+                <wp:effectExtent l="0" t="0" r="0" b="0"/>
+                <wp:docPr id="1" name=""/>
                 <wp:cNvGraphicFramePr>
                   <a:graphicFrameLocks xmlns:a="http://schemas.openxmlformats.org/drawingml/2006/main" noChangeAspect="1"/>
                 </wp:cNvGraphicFramePr>
@@ -1701,7 +1587,7 @@
                   <a:graphicData uri="http://schemas.openxmlformats.org/drawingml/2006/picture">
                     <pic:pic xmlns:pic="http://schemas.openxmlformats.org/drawingml/2006/picture">
                       <pic:nvPicPr>
-                        <pic:cNvPr id="0" name="Picture 1"/>
+                        <pic:cNvPr id="136758218" name=""/>
                         <pic:cNvPicPr>
                           <a:picLocks noChangeAspect="1"/>
                         </pic:cNvPicPr>
@@ -1714,16 +1600,11 @@
                       <pic:spPr bwMode="auto">
                         <a:xfrm>
                           <a:off x="0" y="0"/>
-                          <a:ext cx="4701188" cy="5642533"/>
+                          <a:ext cx="6151879" cy="6593301"/>
                         </a:xfrm>
                         <a:prstGeom prst="rect">
                           <a:avLst/>
                         </a:prstGeom>
-                        <a:noFill/>
-                        <a:ln>
-                          <a:noFill/>
-                          <a:miter/>
-                        </a:ln>
                       </pic:spPr>
                     </pic:pic>
                   </a:graphicData>
@@ -1752,7 +1633,7 @@
                 <v:path o:extrusionok="f" gradientshapeok="t" o:connecttype="rect"/>
                 <o:lock v:ext="edit" aspectratio="t"/>
               </v:shapetype>
-              <v:shape id="_x0000_i0" o:spid="_x0000_s0" type="#_x0000_t75" style="width:370.00pt;height:444.09pt;mso-wrap-distance-left:0.00pt;mso-wrap-distance-top:0.00pt;mso-wrap-distance-right:0.00pt;mso-wrap-distance-bottom:0.00pt;z-index:1;" stroked="f">
+              <v:shape id="_x0000_i0" o:spid="_x0000_s0" type="#_x0000_t75" style="width:484.40pt;height:519.16pt;mso-wrap-distance-left:0.00pt;mso-wrap-distance-top:0.00pt;mso-wrap-distance-right:0.00pt;mso-wrap-distance-bottom:0.00pt;z-index:1;" stroked="false">
                 <v:imagedata r:id="rId9" o:title=""/>
                 <o:lock v:ext="edit" rotation="t"/>
               </v:shape>
@@ -1776,28 +1657,28 @@
           <w:lang w:val="ru-RU" w:eastAsia="ja-JP"/>
         </w:rPr>
       </w:r>
-    </w:p>
-    <w:p>
-      <w:pPr>
-        <w:pBdr/>
-        <w:spacing/>
-        <w:ind/>
-        <w:jc w:val="center"/>
+      <w:r>
         <w:rPr>
           <w:rFonts w:ascii="Times New Roman" w:hAnsi="Times New Roman" w:cs="Times New Roman" w:eastAsiaTheme="minorEastAsia"/>
           <w:sz w:val="28"/>
           <w:szCs w:val="28"/>
           <w:lang w:val="ru-RU" w:eastAsia="ja-JP"/>
         </w:rPr>
-      </w:pPr>
-      <w:r>
+      </w:r>
+    </w:p>
+    <w:p>
+      <w:pPr>
+        <w:pBdr/>
+        <w:spacing/>
+        <w:ind/>
+        <w:jc w:val="center"/>
         <w:rPr>
           <w:rFonts w:ascii="Times New Roman" w:hAnsi="Times New Roman" w:cs="Times New Roman" w:eastAsiaTheme="minorEastAsia"/>
           <w:sz w:val="28"/>
           <w:szCs w:val="28"/>
           <w:lang w:val="ru-RU" w:eastAsia="ja-JP"/>
         </w:rPr>
-      </w:r>
+      </w:pPr>
       <w:r>
         <w:rPr>
           <w:rFonts w:ascii="Times New Roman" w:hAnsi="Times New Roman" w:cs="Times New Roman" w:eastAsiaTheme="minorEastAsia"/>
@@ -1814,11 +1695,19 @@
           <w:lang w:val="ru-RU" w:eastAsia="ja-JP"/>
         </w:rPr>
       </w:r>
+      <w:r>
+        <w:rPr>
+          <w:rFonts w:ascii="Times New Roman" w:hAnsi="Times New Roman" w:cs="Times New Roman" w:eastAsiaTheme="minorEastAsia"/>
+          <w:sz w:val="28"/>
+          <w:szCs w:val="28"/>
+          <w:lang w:val="ru-RU" w:eastAsia="ja-JP"/>
+        </w:rPr>
+      </w:r>
     </w:p>
     <w:p>
       <w:pPr>
         <w:pBdr/>
-        <w:shd w:val="nil"/>
+        <w:shd w:val="nil" w:color="auto"/>
         <w:spacing/>
         <w:ind/>
         <w:rPr>
@@ -1853,6 +1742,16 @@
           <w:lang w:val="ru-RU" w:eastAsia="ja-JP"/>
         </w:rPr>
       </w:r>
+      <w:r>
+        <w:rPr>
+          <w:rFonts w:ascii="Times New Roman" w:hAnsi="Times New Roman" w:cs="Times New Roman" w:eastAsiaTheme="minorEastAsia"/>
+          <w:b/>
+          <w:bCs/>
+          <w:sz w:val="28"/>
+          <w:szCs w:val="28"/>
+          <w:lang w:val="ru-RU" w:eastAsia="ja-JP"/>
+        </w:rPr>
+      </w:r>
     </w:p>
     <w:p>
       <w:pPr>
@@ -1898,6 +1797,7 @@
           <w:bCs/>
           <w:sz w:val="28"/>
           <w:szCs w:val="28"/>
+          <w:highlight w:val="none"/>
           <w:lang w:val="ru-RU" w:eastAsia="ja-JP"/>
         </w:rPr>
       </w:r>
@@ -1940,17 +1840,19 @@
           <w:b/>
           <w:bCs/>
           <w:color w:val="000000" w:themeColor="text1"/>
-          <w:sz w:val="28"/>
+          <w:sz w:val="24"/>
           <w:szCs w:val="24"/>
         </w:rPr>
       </w:r>
       <w:r>
         <w:rPr>
+          <w:rFonts w:ascii="Courier New" w:hAnsi="Courier New" w:cs="Courier New" w:eastAsiaTheme="minorEastAsia"/>
           <w:b/>
           <w:bCs/>
           <w:color w:val="000000" w:themeColor="text1"/>
-          <w:sz w:val="24"/>
-          <w:szCs w:val="24"/>
+          <w:sz w:val="28"/>
+          <w:szCs w:val="28"/>
+          <w:highlight w:val="none"/>
         </w:rPr>
       </w:r>
     </w:p>
@@ -1986,6 +1888,11 @@
           <w:color w:val="000000" w:themeColor="text1"/>
         </w:rPr>
       </w:r>
+      <w:r>
+        <w:rPr>
+          <w:color w:val="000000" w:themeColor="text1"/>
+        </w:rPr>
+      </w:r>
     </w:p>
     <w:p>
       <w:pPr>
@@ -2035,6 +1942,11 @@
           <w:color w:val="000000" w:themeColor="text1"/>
         </w:rPr>
       </w:r>
+      <w:r>
+        <w:rPr>
+          <w:color w:val="000000" w:themeColor="text1"/>
+        </w:rPr>
+      </w:r>
     </w:p>
     <w:p>
       <w:pPr>
@@ -2092,6 +2004,11 @@
           <w:color w:val="000000" w:themeColor="text1"/>
         </w:rPr>
       </w:r>
+      <w:r>
+        <w:rPr>
+          <w:color w:val="000000" w:themeColor="text1"/>
+        </w:rPr>
+      </w:r>
     </w:p>
     <w:p>
       <w:pPr>
@@ -2181,6 +2098,11 @@
           <w:color w:val="000000" w:themeColor="text1"/>
         </w:rPr>
       </w:r>
+      <w:r>
+        <w:rPr>
+          <w:color w:val="000000" w:themeColor="text1"/>
+        </w:rPr>
+      </w:r>
     </w:p>
     <w:p>
       <w:pPr>
@@ -2254,6 +2176,11 @@
           <w:color w:val="000000" w:themeColor="text1"/>
         </w:rPr>
       </w:r>
+      <w:r>
+        <w:rPr>
+          <w:color w:val="000000" w:themeColor="text1"/>
+        </w:rPr>
+      </w:r>
     </w:p>
     <w:p>
       <w:pPr>
@@ -2359,6 +2286,11 @@
           <w:color w:val="000000" w:themeColor="text1"/>
         </w:rPr>
       </w:r>
+      <w:r>
+        <w:rPr>
+          <w:color w:val="000000" w:themeColor="text1"/>
+        </w:rPr>
+      </w:r>
     </w:p>
     <w:p>
       <w:pPr>
@@ -2416,6 +2348,11 @@
           <w:color w:val="000000" w:themeColor="text1"/>
         </w:rPr>
       </w:r>
+      <w:r>
+        <w:rPr>
+          <w:color w:val="000000" w:themeColor="text1"/>
+        </w:rPr>
+      </w:r>
     </w:p>
     <w:p>
       <w:pPr>
@@ -2473,6 +2410,11 @@
           <w:color w:val="000000" w:themeColor="text1"/>
         </w:rPr>
       </w:r>
+      <w:r>
+        <w:rPr>
+          <w:color w:val="000000" w:themeColor="text1"/>
+        </w:rPr>
+      </w:r>
     </w:p>
     <w:p>
       <w:pPr>
@@ -2562,6 +2504,11 @@
           <w:color w:val="000000" w:themeColor="text1"/>
         </w:rPr>
       </w:r>
+      <w:r>
+        <w:rPr>
+          <w:color w:val="000000" w:themeColor="text1"/>
+        </w:rPr>
+      </w:r>
     </w:p>
     <w:p>
       <w:pPr>
@@ -2619,6 +2566,11 @@
           <w:color w:val="000000" w:themeColor="text1"/>
         </w:rPr>
       </w:r>
+      <w:r>
+        <w:rPr>
+          <w:color w:val="000000" w:themeColor="text1"/>
+        </w:rPr>
+      </w:r>
     </w:p>
     <w:p>
       <w:pPr>
@@ -2676,6 +2628,11 @@
           <w:color w:val="000000" w:themeColor="text1"/>
         </w:rPr>
       </w:r>
+      <w:r>
+        <w:rPr>
+          <w:color w:val="000000" w:themeColor="text1"/>
+        </w:rPr>
+      </w:r>
     </w:p>
     <w:p>
       <w:pPr>
@@ -2709,6 +2666,11 @@
           <w:color w:val="000000" w:themeColor="text1"/>
         </w:rPr>
       </w:r>
+      <w:r>
+        <w:rPr>
+          <w:color w:val="000000" w:themeColor="text1"/>
+        </w:rPr>
+      </w:r>
     </w:p>
     <w:p>
       <w:pPr>
@@ -2766,6 +2728,11 @@
           <w:color w:val="000000" w:themeColor="text1"/>
         </w:rPr>
       </w:r>
+      <w:r>
+        <w:rPr>
+          <w:color w:val="000000" w:themeColor="text1"/>
+        </w:rPr>
+      </w:r>
     </w:p>
     <w:p>
       <w:pPr>
@@ -2823,6 +2790,11 @@
           <w:color w:val="000000" w:themeColor="text1"/>
         </w:rPr>
       </w:r>
+      <w:r>
+        <w:rPr>
+          <w:color w:val="000000" w:themeColor="text1"/>
+        </w:rPr>
+      </w:r>
     </w:p>
     <w:p>
       <w:pPr>
@@ -2880,6 +2852,11 @@
           <w:color w:val="000000" w:themeColor="text1"/>
         </w:rPr>
       </w:r>
+      <w:r>
+        <w:rPr>
+          <w:color w:val="000000" w:themeColor="text1"/>
+        </w:rPr>
+      </w:r>
     </w:p>
     <w:p>
       <w:pPr>
@@ -2937,6 +2914,11 @@
           <w:color w:val="000000" w:themeColor="text1"/>
         </w:rPr>
       </w:r>
+      <w:r>
+        <w:rPr>
+          <w:color w:val="000000" w:themeColor="text1"/>
+        </w:rPr>
+      </w:r>
     </w:p>
     <w:p>
       <w:pPr>
@@ -3058,6 +3040,11 @@
           <w:color w:val="000000" w:themeColor="text1"/>
         </w:rPr>
       </w:r>
+      <w:r>
+        <w:rPr>
+          <w:color w:val="000000" w:themeColor="text1"/>
+        </w:rPr>
+      </w:r>
     </w:p>
     <w:p>
       <w:pPr>
@@ -3195,6 +3182,11 @@
           <w:color w:val="000000" w:themeColor="text1"/>
         </w:rPr>
       </w:r>
+      <w:r>
+        <w:rPr>
+          <w:color w:val="000000" w:themeColor="text1"/>
+        </w:rPr>
+      </w:r>
     </w:p>
     <w:p>
       <w:pPr>
@@ -3252,6 +3244,11 @@
           <w:color w:val="000000" w:themeColor="text1"/>
         </w:rPr>
       </w:r>
+      <w:r>
+        <w:rPr>
+          <w:color w:val="000000" w:themeColor="text1"/>
+        </w:rPr>
+      </w:r>
     </w:p>
     <w:p>
       <w:pPr>
@@ -3309,6 +3306,11 @@
           <w:color w:val="000000" w:themeColor="text1"/>
         </w:rPr>
       </w:r>
+      <w:r>
+        <w:rPr>
+          <w:color w:val="000000" w:themeColor="text1"/>
+        </w:rPr>
+      </w:r>
     </w:p>
     <w:p>
       <w:pPr>
@@ -3430,6 +3432,11 @@
           <w:color w:val="000000" w:themeColor="text1"/>
         </w:rPr>
       </w:r>
+      <w:r>
+        <w:rPr>
+          <w:color w:val="000000" w:themeColor="text1"/>
+        </w:rPr>
+      </w:r>
     </w:p>
     <w:p>
       <w:pPr>
@@ -3567,6 +3574,11 @@
           <w:color w:val="000000" w:themeColor="text1"/>
         </w:rPr>
       </w:r>
+      <w:r>
+        <w:rPr>
+          <w:color w:val="000000" w:themeColor="text1"/>
+        </w:rPr>
+      </w:r>
     </w:p>
     <w:p>
       <w:pPr>
@@ -3624,6 +3636,11 @@
           <w:color w:val="000000" w:themeColor="text1"/>
         </w:rPr>
       </w:r>
+      <w:r>
+        <w:rPr>
+          <w:color w:val="000000" w:themeColor="text1"/>
+        </w:rPr>
+      </w:r>
     </w:p>
     <w:p>
       <w:pPr>
@@ -3681,6 +3698,11 @@
           <w:color w:val="000000" w:themeColor="text1"/>
         </w:rPr>
       </w:r>
+      <w:r>
+        <w:rPr>
+          <w:color w:val="000000" w:themeColor="text1"/>
+        </w:rPr>
+      </w:r>
     </w:p>
     <w:p>
       <w:pPr>
@@ -3802,6 +3824,11 @@
           <w:color w:val="000000" w:themeColor="text1"/>
         </w:rPr>
       </w:r>
+      <w:r>
+        <w:rPr>
+          <w:color w:val="000000" w:themeColor="text1"/>
+        </w:rPr>
+      </w:r>
     </w:p>
     <w:p>
       <w:pPr>
@@ -3939,6 +3966,11 @@
           <w:color w:val="000000" w:themeColor="text1"/>
         </w:rPr>
       </w:r>
+      <w:r>
+        <w:rPr>
+          <w:color w:val="000000" w:themeColor="text1"/>
+        </w:rPr>
+      </w:r>
     </w:p>
     <w:p>
       <w:pPr>
@@ -3996,6 +4028,11 @@
           <w:color w:val="000000" w:themeColor="text1"/>
         </w:rPr>
       </w:r>
+      <w:r>
+        <w:rPr>
+          <w:color w:val="000000" w:themeColor="text1"/>
+        </w:rPr>
+      </w:r>
     </w:p>
     <w:p>
       <w:pPr>
@@ -4053,6 +4090,11 @@
           <w:color w:val="000000" w:themeColor="text1"/>
         </w:rPr>
       </w:r>
+      <w:r>
+        <w:rPr>
+          <w:color w:val="000000" w:themeColor="text1"/>
+        </w:rPr>
+      </w:r>
     </w:p>
     <w:p>
       <w:pPr>
@@ -4174,6 +4216,11 @@
           <w:color w:val="000000" w:themeColor="text1"/>
         </w:rPr>
       </w:r>
+      <w:r>
+        <w:rPr>
+          <w:color w:val="000000" w:themeColor="text1"/>
+        </w:rPr>
+      </w:r>
     </w:p>
     <w:p>
       <w:pPr>
@@ -4311,6 +4358,11 @@
           <w:color w:val="000000" w:themeColor="text1"/>
         </w:rPr>
       </w:r>
+      <w:r>
+        <w:rPr>
+          <w:color w:val="000000" w:themeColor="text1"/>
+        </w:rPr>
+      </w:r>
     </w:p>
     <w:p>
       <w:pPr>
@@ -4368,6 +4420,11 @@
           <w:color w:val="000000" w:themeColor="text1"/>
         </w:rPr>
       </w:r>
+      <w:r>
+        <w:rPr>
+          <w:color w:val="000000" w:themeColor="text1"/>
+        </w:rPr>
+      </w:r>
     </w:p>
     <w:p>
       <w:pPr>
@@ -4425,6 +4482,11 @@
           <w:color w:val="000000" w:themeColor="text1"/>
         </w:rPr>
       </w:r>
+      <w:r>
+        <w:rPr>
+          <w:color w:val="000000" w:themeColor="text1"/>
+        </w:rPr>
+      </w:r>
     </w:p>
     <w:p>
       <w:pPr>
@@ -4546,6 +4608,11 @@
           <w:color w:val="000000" w:themeColor="text1"/>
         </w:rPr>
       </w:r>
+      <w:r>
+        <w:rPr>
+          <w:color w:val="000000" w:themeColor="text1"/>
+        </w:rPr>
+      </w:r>
     </w:p>
     <w:p>
       <w:pPr>
@@ -4683,6 +4750,11 @@
           <w:color w:val="000000" w:themeColor="text1"/>
         </w:rPr>
       </w:r>
+      <w:r>
+        <w:rPr>
+          <w:color w:val="000000" w:themeColor="text1"/>
+        </w:rPr>
+      </w:r>
     </w:p>
     <w:p>
       <w:pPr>
@@ -4740,6 +4812,11 @@
           <w:color w:val="000000" w:themeColor="text1"/>
         </w:rPr>
       </w:r>
+      <w:r>
+        <w:rPr>
+          <w:color w:val="000000" w:themeColor="text1"/>
+        </w:rPr>
+      </w:r>
     </w:p>
     <w:p>
       <w:pPr>
@@ -4797,6 +4874,11 @@
           <w:color w:val="000000" w:themeColor="text1"/>
         </w:rPr>
       </w:r>
+      <w:r>
+        <w:rPr>
+          <w:color w:val="000000" w:themeColor="text1"/>
+        </w:rPr>
+      </w:r>
     </w:p>
     <w:p>
       <w:pPr>
@@ -4918,6 +5000,11 @@
           <w:color w:val="000000" w:themeColor="text1"/>
         </w:rPr>
       </w:r>
+      <w:r>
+        <w:rPr>
+          <w:color w:val="000000" w:themeColor="text1"/>
+        </w:rPr>
+      </w:r>
     </w:p>
     <w:p>
       <w:pPr>
@@ -5055,6 +5142,11 @@
           <w:color w:val="000000" w:themeColor="text1"/>
         </w:rPr>
       </w:r>
+      <w:r>
+        <w:rPr>
+          <w:color w:val="000000" w:themeColor="text1"/>
+        </w:rPr>
+      </w:r>
     </w:p>
     <w:p>
       <w:pPr>
@@ -5112,6 +5204,11 @@
           <w:color w:val="000000" w:themeColor="text1"/>
         </w:rPr>
       </w:r>
+      <w:r>
+        <w:rPr>
+          <w:color w:val="000000" w:themeColor="text1"/>
+        </w:rPr>
+      </w:r>
     </w:p>
     <w:p>
       <w:pPr>
@@ -5169,6 +5266,11 @@
           <w:color w:val="000000" w:themeColor="text1"/>
         </w:rPr>
       </w:r>
+      <w:r>
+        <w:rPr>
+          <w:color w:val="000000" w:themeColor="text1"/>
+        </w:rPr>
+      </w:r>
     </w:p>
     <w:p>
       <w:pPr>
@@ -5290,6 +5392,11 @@
           <w:color w:val="000000" w:themeColor="text1"/>
         </w:rPr>
       </w:r>
+      <w:r>
+        <w:rPr>
+          <w:color w:val="000000" w:themeColor="text1"/>
+        </w:rPr>
+      </w:r>
     </w:p>
     <w:p>
       <w:pPr>
@@ -5427,6 +5534,11 @@
           <w:color w:val="000000" w:themeColor="text1"/>
         </w:rPr>
       </w:r>
+      <w:r>
+        <w:rPr>
+          <w:color w:val="000000" w:themeColor="text1"/>
+        </w:rPr>
+      </w:r>
     </w:p>
     <w:p>
       <w:pPr>
@@ -5484,6 +5596,11 @@
           <w:color w:val="000000" w:themeColor="text1"/>
         </w:rPr>
       </w:r>
+      <w:r>
+        <w:rPr>
+          <w:color w:val="000000" w:themeColor="text1"/>
+        </w:rPr>
+      </w:r>
     </w:p>
     <w:p>
       <w:pPr>
@@ -5541,6 +5658,11 @@
           <w:color w:val="000000" w:themeColor="text1"/>
         </w:rPr>
       </w:r>
+      <w:r>
+        <w:rPr>
+          <w:color w:val="000000" w:themeColor="text1"/>
+        </w:rPr>
+      </w:r>
     </w:p>
     <w:p>
       <w:pPr>
@@ -5598,6 +5720,11 @@
           <w:color w:val="000000" w:themeColor="text1"/>
         </w:rPr>
       </w:r>
+      <w:r>
+        <w:rPr>
+          <w:color w:val="000000" w:themeColor="text1"/>
+        </w:rPr>
+      </w:r>
     </w:p>
     <w:p>
       <w:pPr>
@@ -5719,6 +5846,11 @@
           <w:color w:val="000000" w:themeColor="text1"/>
         </w:rPr>
       </w:r>
+      <w:r>
+        <w:rPr>
+          <w:color w:val="000000" w:themeColor="text1"/>
+        </w:rPr>
+      </w:r>
     </w:p>
     <w:p>
       <w:pPr>
@@ -5776,6 +5908,11 @@
           <w:color w:val="000000" w:themeColor="text1"/>
         </w:rPr>
       </w:r>
+      <w:r>
+        <w:rPr>
+          <w:color w:val="000000" w:themeColor="text1"/>
+        </w:rPr>
+      </w:r>
     </w:p>
     <w:p>
       <w:pPr>
@@ -5833,6 +5970,11 @@
           <w:color w:val="000000" w:themeColor="text1"/>
         </w:rPr>
       </w:r>
+      <w:r>
+        <w:rPr>
+          <w:color w:val="000000" w:themeColor="text1"/>
+        </w:rPr>
+      </w:r>
     </w:p>
     <w:p>
       <w:pPr>
@@ -5922,6 +6064,11 @@
           <w:color w:val="000000" w:themeColor="text1"/>
         </w:rPr>
       </w:r>
+      <w:r>
+        <w:rPr>
+          <w:color w:val="000000" w:themeColor="text1"/>
+        </w:rPr>
+      </w:r>
     </w:p>
     <w:p>
       <w:pPr>
@@ -6027,6 +6174,11 @@
           <w:color w:val="000000" w:themeColor="text1"/>
         </w:rPr>
       </w:r>
+      <w:r>
+        <w:rPr>
+          <w:color w:val="000000" w:themeColor="text1"/>
+        </w:rPr>
+      </w:r>
     </w:p>
     <w:p>
       <w:pPr>
@@ -6084,6 +6236,11 @@
           <w:color w:val="000000" w:themeColor="text1"/>
         </w:rPr>
       </w:r>
+      <w:r>
+        <w:rPr>
+          <w:color w:val="000000" w:themeColor="text1"/>
+        </w:rPr>
+      </w:r>
     </w:p>
     <w:p>
       <w:pPr>
@@ -6138,26 +6295,14 @@
       </w:r>
       <w:r>
         <w:rPr>
-          <w:color w:val="000000" w:themeColor="text1"/>
-        </w:rPr>
-      </w:r>
-      <w:r>
-        <w:rPr>
-          <w:rFonts w:ascii="Courier New" w:hAnsi="Courier New" w:eastAsia="Courier New" w:cs="Courier New"/>
-          <w:color w:val="000000" w:themeColor="text1"/>
-          <w:sz w:val="20"/>
-        </w:rPr>
-      </w:r>
-      <w:r>
-        <w:rPr>
-          <w:color w:val="000000" w:themeColor="text1"/>
-        </w:rPr>
-      </w:r>
-      <w:r>
-        <w:rPr>
-          <w:rFonts w:ascii="Courier New" w:hAnsi="Courier New" w:eastAsia="Courier New" w:cs="Courier New"/>
-          <w:color w:val="000000" w:themeColor="text1"/>
-          <w:sz w:val="20"/>
+          <w:rFonts w:ascii="Courier New" w:hAnsi="Courier New" w:eastAsia="Courier New" w:cs="Courier New"/>
+          <w:color w:val="000000" w:themeColor="text1"/>
+          <w:sz w:val="20"/>
+        </w:rPr>
+      </w:r>
+      <w:r>
+        <w:rPr>
+          <w:color w:val="000000" w:themeColor="text1"/>
         </w:rPr>
       </w:r>
     </w:p>
@@ -6265,6 +6410,11 @@
           <w:color w:val="000000" w:themeColor="text1"/>
         </w:rPr>
       </w:r>
+      <w:r>
+        <w:rPr>
+          <w:color w:val="000000" w:themeColor="text1"/>
+        </w:rPr>
+      </w:r>
     </w:p>
     <w:p>
       <w:pPr>
@@ -6314,6 +6464,11 @@
           <w:color w:val="000000" w:themeColor="text1"/>
         </w:rPr>
       </w:r>
+      <w:r>
+        <w:rPr>
+          <w:color w:val="000000" w:themeColor="text1"/>
+        </w:rPr>
+      </w:r>
     </w:p>
     <w:p>
       <w:pPr>
@@ -6344,6 +6499,13 @@
           <w:sz w:val="20"/>
         </w:rPr>
       </w:r>
+      <w:r>
+        <w:rPr>
+          <w:rFonts w:ascii="Courier New" w:hAnsi="Courier New" w:eastAsia="Courier New" w:cs="Courier New"/>
+          <w:sz w:val="20"/>
+          <w:szCs w:val="20"/>
+        </w:rPr>
+      </w:r>
     </w:p>
     <w:p>
       <w:pPr>
@@ -6376,6 +6538,13 @@
           <w:szCs w:val="28"/>
         </w:rPr>
       </w:r>
+      <w:r>
+        <w:rPr>
+          <w:sz w:val="28"/>
+          <w:szCs w:val="28"/>
+          <w:highlight w:val="none"/>
+        </w:rPr>
+      </w:r>
     </w:p>
     <w:p>
       <w:pPr>
@@ -6402,6 +6571,13 @@
       <w:r>
         <w:rPr>
           <w:highlight w:val="none"/>
+        </w:rPr>
+      </w:r>
+      <w:r>
+        <w:rPr>
+          <w:rFonts w:ascii="Courier New" w:hAnsi="Courier New" w:eastAsia="Courier New" w:cs="Courier New"/>
+          <w:sz w:val="20"/>
+          <w:szCs w:val="20"/>
         </w:rPr>
       </w:r>
     </w:p>
@@ -8060,6 +8236,13 @@
           <w:sz w:val="20"/>
         </w:rPr>
       </w:r>
+      <w:r>
+        <w:rPr>
+          <w:rFonts w:ascii="Courier New" w:hAnsi="Courier New" w:eastAsia="Courier New" w:cs="Courier New"/>
+          <w:sz w:val="20"/>
+          <w:szCs w:val="20"/>
+        </w:rPr>
+      </w:r>
     </w:p>
     <w:p>
       <w:pPr>
@@ -8095,31 +8278,12 @@
       </w:r>
       <w:r>
         <w:rPr>
-          <w:b/>
-          <w:bCs/>
-          <w:sz w:val="32"/>
-          <w:szCs w:val="32"/>
-        </w:rPr>
-      </w:r>
-      <w:r>
-        <w:rPr>
           <w:rFonts w:ascii="Courier New" w:hAnsi="Courier New" w:eastAsia="Courier New" w:cs="Courier New"/>
           <w:b/>
           <w:bCs/>
           <w:color w:val="000000"/>
           <w:sz w:val="28"/>
-          <w:szCs w:val="32"/>
-          <w:highlight w:val="none"/>
-        </w:rPr>
-      </w:r>
-      <w:r>
-        <w:rPr>
-          <w:rFonts w:ascii="Courier New" w:hAnsi="Courier New" w:eastAsia="Courier New" w:cs="Courier New"/>
-          <w:b/>
-          <w:bCs/>
-          <w:color w:val="000000"/>
-          <w:sz w:val="28"/>
-          <w:szCs w:val="32"/>
+          <w:szCs w:val="28"/>
           <w:highlight w:val="none"/>
         </w:rPr>
       </w:r>
@@ -9087,6 +9251,14 @@
           <w:sz w:val="20"/>
         </w:rPr>
       </w:r>
+      <w:r>
+        <w:rPr>
+          <w:rFonts w:ascii="Courier New" w:hAnsi="Courier New" w:eastAsia="Courier New" w:cs="Courier New"/>
+          <w:color w:val="000000"/>
+          <w:sz w:val="20"/>
+          <w:szCs w:val="20"/>
+        </w:rPr>
+      </w:r>
     </w:p>
     <w:p>
       <w:pPr>
@@ -9113,8 +9285,13 @@
         </w:rPr>
         <w:t xml:space="preserve"> (document.querySelector("#loadFactorRate1Input"));</w:t>
       </w:r>
-      <w:r/>
-      <w:r/>
+      <w:r>
+        <w:rPr>
+          <w:rFonts w:ascii="Courier New" w:hAnsi="Courier New" w:eastAsia="Courier New" w:cs="Courier New"/>
+          <w:sz w:val="20"/>
+          <w:szCs w:val="20"/>
+        </w:rPr>
+      </w:r>
     </w:p>
     <w:p>
       <w:pPr>
@@ -9148,6 +9325,14 @@
           <w:sz w:val="20"/>
         </w:rPr>
       </w:r>
+      <w:r>
+        <w:rPr>
+          <w:rFonts w:ascii="Courier New" w:hAnsi="Courier New" w:eastAsia="Courier New" w:cs="Courier New"/>
+          <w:color w:val="000000"/>
+          <w:sz w:val="20"/>
+          <w:szCs w:val="20"/>
+        </w:rPr>
+      </w:r>
     </w:p>
     <w:p>
       <w:pPr>
@@ -9174,8 +9359,13 @@
         </w:rPr>
         <w:t xml:space="preserve"> (document.querySelector("#loadFactorRate2Input"));</w:t>
       </w:r>
-      <w:r/>
-      <w:r/>
+      <w:r>
+        <w:rPr>
+          <w:rFonts w:ascii="Courier New" w:hAnsi="Courier New" w:eastAsia="Courier New" w:cs="Courier New"/>
+          <w:sz w:val="20"/>
+          <w:szCs w:val="20"/>
+        </w:rPr>
+      </w:r>
     </w:p>
     <w:p>
       <w:pPr>
@@ -9209,6 +9399,14 @@
           <w:sz w:val="20"/>
         </w:rPr>
       </w:r>
+      <w:r>
+        <w:rPr>
+          <w:rFonts w:ascii="Courier New" w:hAnsi="Courier New" w:eastAsia="Courier New" w:cs="Courier New"/>
+          <w:color w:val="000000"/>
+          <w:sz w:val="20"/>
+          <w:szCs w:val="20"/>
+        </w:rPr>
+      </w:r>
     </w:p>
     <w:p>
       <w:pPr>
@@ -9235,8 +9433,13 @@
         </w:rPr>
         <w:t xml:space="preserve">(document.querySelector("#loadFactorThresholdInput"));</w:t>
       </w:r>
-      <w:r/>
-      <w:r/>
+      <w:r>
+        <w:rPr>
+          <w:rFonts w:ascii="Courier New" w:hAnsi="Courier New" w:eastAsia="Courier New" w:cs="Courier New"/>
+          <w:sz w:val="20"/>
+          <w:szCs w:val="20"/>
+        </w:rPr>
+      </w:r>
     </w:p>
     <w:p>
       <w:pPr>
@@ -9270,6 +9473,14 @@
           <w:sz w:val="20"/>
         </w:rPr>
       </w:r>
+      <w:r>
+        <w:rPr>
+          <w:rFonts w:ascii="Courier New" w:hAnsi="Courier New" w:eastAsia="Courier New" w:cs="Courier New"/>
+          <w:color w:val="000000"/>
+          <w:sz w:val="20"/>
+          <w:szCs w:val="20"/>
+        </w:rPr>
+      </w:r>
     </w:p>
     <w:p>
       <w:pPr>
@@ -9296,8 +9507,13 @@
         </w:rPr>
         <w:t xml:space="preserve"> (document.querySelector("#processingFactorInput"));</w:t>
       </w:r>
-      <w:r/>
-      <w:r/>
+      <w:r>
+        <w:rPr>
+          <w:rFonts w:ascii="Courier New" w:hAnsi="Courier New" w:eastAsia="Courier New" w:cs="Courier New"/>
+          <w:sz w:val="20"/>
+          <w:szCs w:val="20"/>
+        </w:rPr>
+      </w:r>
     </w:p>
     <w:p>
       <w:pPr>
@@ -11597,21 +11813,13 @@
         </w:rPr>
         <w:t xml:space="preserve"> </w:t>
       </w:r>
+      <w:r>
+        <w:rPr>
+          <w:rFonts w:ascii="Courier New" w:hAnsi="Courier New" w:eastAsia="Courier New" w:cs="Courier New"/>
+          <w:sz w:val="20"/>
+        </w:rPr>
+      </w:r>
       <w:r/>
-      <w:r>
-        <w:rPr>
-          <w:rFonts w:ascii="Courier New" w:hAnsi="Courier New" w:eastAsia="Courier New" w:cs="Courier New"/>
-          <w:color w:val="000000"/>
-          <w:sz w:val="20"/>
-        </w:rPr>
-      </w:r>
-      <w:r/>
-      <w:r>
-        <w:rPr>
-          <w:rFonts w:ascii="Courier New" w:hAnsi="Courier New" w:eastAsia="Courier New" w:cs="Courier New"/>
-          <w:sz w:val="20"/>
-        </w:rPr>
-      </w:r>
     </w:p>
     <w:p>
       <w:pPr>
@@ -12255,21 +12463,13 @@
         </w:rPr>
         <w:t xml:space="preserve">}</w:t>
       </w:r>
+      <w:r>
+        <w:rPr>
+          <w:rFonts w:ascii="Courier New" w:hAnsi="Courier New" w:eastAsia="Courier New" w:cs="Courier New"/>
+          <w:sz w:val="20"/>
+        </w:rPr>
+      </w:r>
       <w:r/>
-      <w:r>
-        <w:rPr>
-          <w:rFonts w:ascii="Courier New" w:hAnsi="Courier New" w:eastAsia="Courier New" w:cs="Courier New"/>
-          <w:color w:val="000000"/>
-          <w:sz w:val="20"/>
-        </w:rPr>
-      </w:r>
-      <w:r/>
-      <w:r>
-        <w:rPr>
-          <w:rFonts w:ascii="Courier New" w:hAnsi="Courier New" w:eastAsia="Courier New" w:cs="Courier New"/>
-          <w:sz w:val="20"/>
-        </w:rPr>
-      </w:r>
     </w:p>
     <w:p>
       <w:pPr>
@@ -12315,45 +12515,6 @@
         </w:rPr>
         <w:t xml:space="preserve">startButton.onclick = main</w:t>
       </w:r>
-      <w:r/>
-      <w:r>
-        <w:rPr>
-          <w:rFonts w:ascii="Courier New" w:hAnsi="Courier New" w:eastAsia="Courier New" w:cs="Courier New"/>
-          <w:color w:val="000000"/>
-          <w:sz w:val="20"/>
-        </w:rPr>
-      </w:r>
-      <w:r/>
-      <w:r>
-        <w:rPr>
-          <w:rFonts w:ascii="Courier New" w:hAnsi="Courier New" w:eastAsia="Courier New" w:cs="Courier New"/>
-          <w:sz w:val="20"/>
-        </w:rPr>
-      </w:r>
-      <w:r>
-        <w:rPr>
-          <w:rFonts w:ascii="Courier New" w:hAnsi="Courier New" w:cs="Courier New" w:eastAsiaTheme="minorEastAsia"/>
-          <w:sz w:val="24"/>
-          <w:szCs w:val="24"/>
-          <w:highlight w:val="none"/>
-          <w:lang w:eastAsia="ja-JP"/>
-        </w:rPr>
-      </w:r>
-      <w:r>
-        <w:rPr>
-          <w:rFonts w:ascii="Courier New" w:hAnsi="Courier New" w:cs="Courier New" w:eastAsiaTheme="minorEastAsia"/>
-          <w:sz w:val="24"/>
-          <w:szCs w:val="24"/>
-          <w:highlight w:val="none"/>
-          <w:lang w:eastAsia="ja-JP"/>
-        </w:rPr>
-      </w:r>
-      <w:r>
-        <w:rPr>
-          <w:rFonts w:ascii="Courier New" w:hAnsi="Courier New" w:eastAsia="Courier New" w:cs="Courier New"/>
-          <w:sz w:val="20"/>
-        </w:rPr>
-      </w:r>
       <w:r>
         <w:rPr>
           <w:rFonts w:ascii="Times New Roman" w:hAnsi="Times New Roman" w:cs="Times New Roman" w:eastAsiaTheme="minorEastAsia"/>
@@ -12368,31 +12529,11 @@
       </w:r>
       <w:r>
         <w:rPr>
-          <w:rFonts w:ascii="Times New Roman" w:hAnsi="Times New Roman" w:cs="Times New Roman" w:eastAsiaTheme="minorEastAsia"/>
-          <w:b/>
-          <w:bCs/>
-          <w:sz w:val="28"/>
-          <w:szCs w:val="28"/>
-          <w:highlight w:val="none"/>
-          <w:lang w:val="ru-RU" w:eastAsia="ja-JP"/>
-        </w:rPr>
-      </w:r>
-      <w:r>
-        <w:rPr>
-          <w:rFonts w:ascii="Times New Roman" w:hAnsi="Times New Roman" w:cs="Times New Roman" w:eastAsiaTheme="minorEastAsia"/>
-          <w:b/>
-          <w:bCs/>
-          <w:sz w:val="28"/>
-          <w:szCs w:val="28"/>
-          <w:lang w:val="ru-RU" w:eastAsia="ja-JP"/>
-        </w:rPr>
-      </w:r>
-      <w:r>
-        <w:rPr>
-          <w:rFonts w:ascii="Courier New" w:hAnsi="Courier New" w:eastAsia="Courier New" w:cs="Courier New"/>
-          <w:sz w:val="20"/>
-        </w:rPr>
-      </w:r>
+          <w:rFonts w:ascii="Courier New" w:hAnsi="Courier New" w:eastAsia="Courier New" w:cs="Courier New"/>
+          <w:sz w:val="20"/>
+        </w:rPr>
+      </w:r>
+      <w:r/>
     </w:p>
     <w:p>
       <w:pPr>
@@ -12548,34 +12689,28 @@
       </w:r>
       <w:r>
         <w:rPr>
-          <w:rFonts w:ascii="Times New Roman" w:hAnsi="Times New Roman" w:cs="Times New Roman" w:eastAsiaTheme="minorEastAsia"/>
-          <w:b/>
-          <w:bCs/>
-          <w:sz w:val="28"/>
-          <w:szCs w:val="28"/>
+          <w:rFonts w:eastAsiaTheme="minorEastAsia"/>
+          <w:highlight w:val="none"/>
+        </w:rPr>
+      </w:r>
+    </w:p>
+    <w:p>
+      <w:pPr>
+        <w:pBdr/>
+        <w:spacing/>
+        <w:ind/>
+        <w:jc w:val="center"/>
+        <w:rPr>
+          <w:rFonts w:eastAsiaTheme="minorEastAsia"/>
+          <w:highlight w:val="none"/>
+        </w:rPr>
+      </w:pPr>
+      <w:r>
+        <w:rPr>
           <w:highlight w:val="none"/>
           <w:lang w:val="ru-RU" w:eastAsia="ja-JP"/>
         </w:rPr>
       </w:r>
-    </w:p>
-    <w:p>
-      <w:pPr>
-        <w:pBdr/>
-        <w:spacing/>
-        <w:ind/>
-        <w:jc w:val="center"/>
-        <w:rPr>
-          <w:rFonts w:eastAsiaTheme="minorEastAsia"/>
-          <w:highlight w:val="none"/>
-        </w:rPr>
-      </w:pPr>
-      <w:r>
-        <w:rPr>
-          <w:highlight w:val="none"/>
-          <w:lang w:val="ru-RU" w:eastAsia="ja-JP"/>
-        </w:rPr>
-      </w:r>
-      <w:r/>
       <w:r>
         <mc:AlternateContent>
           <mc:Choice Requires="wpg">
@@ -12604,7 +12739,7 @@
                       <pic:spPr bwMode="auto">
                         <a:xfrm flipH="0" flipV="0">
                           <a:off x="0" y="0"/>
-                          <a:ext cx="3679616" cy="3858126"/>
+                          <a:ext cx="3679615" cy="3858125"/>
                         </a:xfrm>
                         <a:prstGeom prst="rect">
                           <a:avLst/>
@@ -12645,7 +12780,6 @@
           </mc:Fallback>
         </mc:AlternateContent>
       </w:r>
-      <w:r/>
       <w:r>
         <w:rPr>
           <w:highlight w:val="none"/>
@@ -12654,8 +12788,8 @@
       </w:r>
       <w:r>
         <w:rPr>
+          <w:rFonts w:eastAsiaTheme="minorEastAsia"/>
           <w:highlight w:val="none"/>
-          <w:lang w:val="ru-RU" w:eastAsia="ja-JP"/>
         </w:rPr>
       </w:r>
     </w:p>
@@ -12753,8 +12887,8 @@
       </w:r>
       <w:r>
         <w:rPr>
+          <w:rFonts w:eastAsiaTheme="minorEastAsia"/>
           <w:highlight w:val="none"/>
-          <w:lang w:val="ru-RU" w:eastAsia="ja-JP"/>
         </w:rPr>
       </w:r>
     </w:p>
@@ -12852,8 +12986,8 @@
       </w:r>
       <w:r>
         <w:rPr>
+          <w:rFonts w:eastAsiaTheme="minorEastAsia"/>
           <w:highlight w:val="none"/>
-          <w:lang w:val="ru-RU" w:eastAsia="ja-JP"/>
         </w:rPr>
       </w:r>
     </w:p>
@@ -12951,8 +13085,8 @@
       </w:r>
       <w:r>
         <w:rPr>
+          <w:rFonts w:eastAsiaTheme="minorEastAsia"/>
           <w:highlight w:val="none"/>
-          <w:lang w:val="ru-RU" w:eastAsia="ja-JP"/>
         </w:rPr>
       </w:r>
     </w:p>
@@ -13050,8 +13184,8 @@
       </w:r>
       <w:r>
         <w:rPr>
+          <w:rFonts w:eastAsiaTheme="minorEastAsia"/>
           <w:highlight w:val="none"/>
-          <w:lang w:val="ru-RU" w:eastAsia="ja-JP"/>
         </w:rPr>
       </w:r>
     </w:p>
@@ -13149,8 +13283,8 @@
       </w:r>
       <w:r>
         <w:rPr>
+          <w:rFonts w:eastAsiaTheme="minorEastAsia"/>
           <w:highlight w:val="none"/>
-          <w:lang w:val="ru-RU" w:eastAsia="ja-JP"/>
         </w:rPr>
       </w:r>
     </w:p>
@@ -13247,18 +13381,6 @@
       </w:r>
       <w:r>
         <w:rPr>
-          <w:highlight w:val="none"/>
-          <w:lang w:val="ru-RU" w:eastAsia="ja-JP"/>
-        </w:rPr>
-      </w:r>
-      <w:r>
-        <w:rPr>
-          <w:highlight w:val="none"/>
-          <w:lang w:val="ru-RU" w:eastAsia="ja-JP"/>
-        </w:rPr>
-      </w:r>
-      <w:r>
-        <w:rPr>
           <w:rFonts w:hint="eastAsia" w:ascii="Times New Roman" w:hAnsi="Times New Roman" w:cs="Times New Roman" w:eastAsiaTheme="minorEastAsia"/>
           <w:b/>
           <w:bCs/>
@@ -13271,6 +13393,33 @@
       </w:r>
       <w:r>
         <w:rPr>
+          <w:rFonts w:ascii="Times New Roman" w:hAnsi="Times New Roman" w:cs="Times New Roman" w:eastAsiaTheme="minorEastAsia"/>
+          <w:b/>
+          <w:bCs/>
+          <w:sz w:val="28"/>
+          <w:szCs w:val="28"/>
+          <w:highlight w:val="none"/>
+          <w:lang w:val="ru-RU" w:eastAsia="ja-JP"/>
+        </w:rPr>
+      </w:r>
+      <w:r>
+        <w:rPr>
+          <w:rFonts w:ascii="Times New Roman" w:hAnsi="Times New Roman" w:cs="Times New Roman" w:eastAsiaTheme="minorEastAsia"/>
+          <w:b/>
+          <w:bCs/>
+          <w:sz w:val="28"/>
+          <w:szCs w:val="28"/>
+          <w:highlight w:val="none"/>
+          <w:lang w:val="ru-RU" w:eastAsia="ja-JP"/>
+        </w:rPr>
+      </w:r>
+    </w:p>
+    <w:p>
+      <w:pPr>
+        <w:pBdr/>
+        <w:spacing/>
+        <w:ind/>
+        <w:rPr>
           <w:rFonts w:hint="eastAsia" w:ascii="Times New Roman" w:hAnsi="Times New Roman" w:cs="Times New Roman" w:eastAsiaTheme="minorEastAsia"/>
           <w:b/>
           <w:bCs/>
@@ -13279,7 +13428,7 @@
           <w:highlight w:val="none"/>
           <w:lang w:val="ru-RU" w:eastAsia="ja-JP"/>
         </w:rPr>
-      </w:r>
+      </w:pPr>
       <w:r>
         <w:rPr>
           <w:rFonts w:ascii="Times New Roman" w:hAnsi="Times New Roman" w:cs="Times New Roman" w:eastAsiaTheme="minorEastAsia"/>
@@ -13287,16 +13436,32 @@
           <w:bCs/>
           <w:sz w:val="28"/>
           <w:szCs w:val="28"/>
-          <w:highlight w:val="none"/>
           <w:lang w:val="ru-RU" w:eastAsia="ja-JP"/>
         </w:rPr>
-      </w:r>
-    </w:p>
-    <w:p>
-      <w:pPr>
-        <w:pBdr/>
-        <w:spacing/>
-        <w:ind/>
+        <w:t xml:space="preserve">Вывод</w:t>
+      </w:r>
+      <w:r>
+        <w:rPr>
+          <w:rFonts w:hint="eastAsia" w:ascii="Times New Roman" w:hAnsi="Times New Roman" w:cs="Times New Roman" w:eastAsiaTheme="minorEastAsia"/>
+          <w:b/>
+          <w:bCs/>
+          <w:sz w:val="28"/>
+          <w:szCs w:val="28"/>
+          <w:lang w:val="ru-RU" w:eastAsia="ja-JP"/>
+        </w:rPr>
+        <w:t xml:space="preserve">:</w:t>
+      </w:r>
+      <w:r>
+        <w:rPr>
+          <w:rFonts w:ascii="Times New Roman" w:hAnsi="Times New Roman" w:cs="Times New Roman" w:eastAsiaTheme="minorEastAsia"/>
+          <w:b/>
+          <w:bCs/>
+          <w:sz w:val="28"/>
+          <w:szCs w:val="28"/>
+          <w:lang w:val="ru-RU" w:eastAsia="ja-JP"/>
+        </w:rPr>
+      </w:r>
+      <w:r>
         <w:rPr>
           <w:rFonts w:hint="eastAsia" w:ascii="Times New Roman" w:hAnsi="Times New Roman" w:cs="Times New Roman" w:eastAsiaTheme="minorEastAsia"/>
           <w:b/>
@@ -13304,48 +13469,6 @@
           <w:sz w:val="28"/>
           <w:szCs w:val="28"/>
           <w:highlight w:val="none"/>
-          <w:lang w:val="ru-RU" w:eastAsia="ja-JP"/>
-        </w:rPr>
-      </w:pPr>
-      <w:r>
-        <w:rPr>
-          <w:rFonts w:ascii="Times New Roman" w:hAnsi="Times New Roman" w:cs="Times New Roman" w:eastAsiaTheme="minorEastAsia"/>
-          <w:b/>
-          <w:bCs/>
-          <w:sz w:val="28"/>
-          <w:szCs w:val="28"/>
-          <w:lang w:val="ru-RU" w:eastAsia="ja-JP"/>
-        </w:rPr>
-        <w:t xml:space="preserve">Вывод</w:t>
-      </w:r>
-      <w:r>
-        <w:rPr>
-          <w:rFonts w:hint="eastAsia" w:ascii="Times New Roman" w:hAnsi="Times New Roman" w:cs="Times New Roman" w:eastAsiaTheme="minorEastAsia"/>
-          <w:b/>
-          <w:bCs/>
-          <w:sz w:val="28"/>
-          <w:szCs w:val="28"/>
-          <w:lang w:val="ru-RU" w:eastAsia="ja-JP"/>
-        </w:rPr>
-        <w:t xml:space="preserve">:</w:t>
-      </w:r>
-      <w:r>
-        <w:rPr>
-          <w:rFonts w:ascii="Times New Roman" w:hAnsi="Times New Roman" w:cs="Times New Roman" w:eastAsiaTheme="minorEastAsia"/>
-          <w:b/>
-          <w:bCs/>
-          <w:sz w:val="28"/>
-          <w:szCs w:val="28"/>
-          <w:lang w:val="ru-RU" w:eastAsia="ja-JP"/>
-        </w:rPr>
-      </w:r>
-      <w:r>
-        <w:rPr>
-          <w:rFonts w:ascii="Times New Roman" w:hAnsi="Times New Roman" w:cs="Times New Roman" w:eastAsiaTheme="minorEastAsia"/>
-          <w:b/>
-          <w:bCs/>
-          <w:sz w:val="28"/>
-          <w:szCs w:val="28"/>
           <w:lang w:val="ru-RU" w:eastAsia="ja-JP"/>
         </w:rPr>
       </w:r>
@@ -13465,7 +13588,7 @@
     <w:sdtContent>
       <w:p>
         <w:pPr>
-          <w:pStyle w:val="874"/>
+          <w:pStyle w:val="884"/>
           <w:pBdr/>
           <w:spacing/>
           <w:ind/>
@@ -13535,7 +13658,7 @@
   </w:sdt>
   <w:p>
     <w:pPr>
-      <w:pStyle w:val="874"/>
+      <w:pStyle w:val="884"/>
       <w:pBdr/>
       <w:spacing/>
       <w:ind/>
@@ -13762,9 +13885,9 @@
     <w:lsdException w:name="Bibliography" w:uiPriority="37"/>
     <w:lsdException w:name="TOC Heading" w:uiPriority="39" w:qFormat="1"/>
   </w:latentStyles>
-  <w:style w:type="character" w:styleId="165">
+  <w:style w:type="character" w:styleId="694">
     <w:name w:val="Intense Emphasis"/>
-    <w:basedOn w:val="868"/>
+    <w:basedOn w:val="878"/>
     <w:uiPriority w:val="21"/>
     <w:qFormat/>
     <w:pPr>
@@ -13778,9 +13901,9 @@
       <w:color w:val="0f4761" w:themeColor="accent1" w:themeShade="BF"/>
     </w:rPr>
   </w:style>
-  <w:style w:type="character" w:styleId="168">
+  <w:style w:type="character" w:styleId="695">
     <w:name w:val="Intense Reference"/>
-    <w:basedOn w:val="868"/>
+    <w:basedOn w:val="878"/>
     <w:uiPriority w:val="32"/>
     <w:qFormat/>
     <w:pPr>
@@ -13796,9 +13919,9 @@
       <w:spacing w:val="5"/>
     </w:rPr>
   </w:style>
-  <w:style w:type="character" w:styleId="170">
+  <w:style w:type="character" w:styleId="696">
     <w:name w:val="Subtle Emphasis"/>
-    <w:basedOn w:val="868"/>
+    <w:basedOn w:val="878"/>
     <w:uiPriority w:val="19"/>
     <w:qFormat/>
     <w:pPr>
@@ -13812,9 +13935,9 @@
       <w:color w:val="404040" w:themeColor="text1" w:themeTint="BF"/>
     </w:rPr>
   </w:style>
-  <w:style w:type="character" w:styleId="171">
+  <w:style w:type="character" w:styleId="697">
     <w:name w:val="Emphasis"/>
-    <w:basedOn w:val="868"/>
+    <w:basedOn w:val="878"/>
     <w:uiPriority w:val="20"/>
     <w:qFormat/>
     <w:pPr>
@@ -13827,9 +13950,9 @@
       <w:iCs/>
     </w:rPr>
   </w:style>
-  <w:style w:type="character" w:styleId="172">
+  <w:style w:type="character" w:styleId="698">
     <w:name w:val="Strong"/>
-    <w:basedOn w:val="868"/>
+    <w:basedOn w:val="878"/>
     <w:uiPriority w:val="22"/>
     <w:qFormat/>
     <w:pPr>
@@ -13842,9 +13965,9 @@
       <w:bCs/>
     </w:rPr>
   </w:style>
-  <w:style w:type="character" w:styleId="173">
+  <w:style w:type="character" w:styleId="699">
     <w:name w:val="Subtle Reference"/>
-    <w:basedOn w:val="868"/>
+    <w:basedOn w:val="878"/>
     <w:uiPriority w:val="31"/>
     <w:qFormat/>
     <w:pPr>
@@ -13857,9 +13980,9 @@
       <w:color w:val="5a5a5a" w:themeColor="text1" w:themeTint="A5"/>
     </w:rPr>
   </w:style>
-  <w:style w:type="character" w:styleId="174">
+  <w:style w:type="character" w:styleId="700">
     <w:name w:val="Book Title"/>
-    <w:basedOn w:val="868"/>
+    <w:basedOn w:val="878"/>
     <w:uiPriority w:val="33"/>
     <w:qFormat/>
     <w:pPr>
@@ -13875,9 +13998,9 @@
       <w:spacing w:val="5"/>
     </w:rPr>
   </w:style>
-  <w:style w:type="character" w:styleId="187">
+  <w:style w:type="character" w:styleId="701">
     <w:name w:val="FollowedHyperlink"/>
-    <w:basedOn w:val="868"/>
+    <w:basedOn w:val="878"/>
     <w:uiPriority w:val="99"/>
     <w:semiHidden/>
     <w:unhideWhenUsed/>
@@ -13891,11 +14014,11 @@
       <w:u w:val="single"/>
     </w:rPr>
   </w:style>
-  <w:style w:type="paragraph" w:styleId="692">
+  <w:style w:type="paragraph" w:styleId="702">
     <w:name w:val="Heading 1"/>
-    <w:basedOn w:val="867"/>
-    <w:next w:val="867"/>
-    <w:link w:val="693"/>
+    <w:basedOn w:val="877"/>
+    <w:next w:val="877"/>
+    <w:link w:val="703"/>
     <w:uiPriority w:val="9"/>
     <w:qFormat/>
     <w:pPr>
@@ -13912,10 +14035,10 @@
       <w:szCs w:val="40"/>
     </w:rPr>
   </w:style>
-  <w:style w:type="character" w:styleId="693">
+  <w:style w:type="character" w:styleId="703">
     <w:name w:val="Heading 1 Char"/>
-    <w:basedOn w:val="868"/>
-    <w:link w:val="692"/>
+    <w:basedOn w:val="878"/>
+    <w:link w:val="702"/>
     <w:uiPriority w:val="9"/>
     <w:pPr>
       <w:pBdr/>
@@ -13928,11 +14051,11 @@
       <w:szCs w:val="40"/>
     </w:rPr>
   </w:style>
-  <w:style w:type="paragraph" w:styleId="694">
+  <w:style w:type="paragraph" w:styleId="704">
     <w:name w:val="Heading 2"/>
-    <w:basedOn w:val="867"/>
-    <w:next w:val="867"/>
-    <w:link w:val="695"/>
+    <w:basedOn w:val="877"/>
+    <w:next w:val="877"/>
+    <w:link w:val="705"/>
     <w:uiPriority w:val="9"/>
     <w:unhideWhenUsed/>
     <w:qFormat/>
@@ -13949,10 +14072,10 @@
       <w:sz w:val="34"/>
     </w:rPr>
   </w:style>
-  <w:style w:type="character" w:styleId="695">
+  <w:style w:type="character" w:styleId="705">
     <w:name w:val="Heading 2 Char"/>
-    <w:basedOn w:val="868"/>
-    <w:link w:val="694"/>
+    <w:basedOn w:val="878"/>
+    <w:link w:val="704"/>
     <w:uiPriority w:val="9"/>
     <w:pPr>
       <w:pBdr/>
@@ -13964,11 +14087,11 @@
       <w:sz w:val="34"/>
     </w:rPr>
   </w:style>
-  <w:style w:type="paragraph" w:styleId="696">
+  <w:style w:type="paragraph" w:styleId="706">
     <w:name w:val="Heading 3"/>
-    <w:basedOn w:val="867"/>
-    <w:next w:val="867"/>
-    <w:link w:val="697"/>
+    <w:basedOn w:val="877"/>
+    <w:next w:val="877"/>
+    <w:link w:val="707"/>
     <w:uiPriority w:val="9"/>
     <w:unhideWhenUsed/>
     <w:qFormat/>
@@ -13986,10 +14109,10 @@
       <w:szCs w:val="30"/>
     </w:rPr>
   </w:style>
-  <w:style w:type="character" w:styleId="697">
+  <w:style w:type="character" w:styleId="707">
     <w:name w:val="Heading 3 Char"/>
-    <w:basedOn w:val="868"/>
-    <w:link w:val="696"/>
+    <w:basedOn w:val="878"/>
+    <w:link w:val="706"/>
     <w:uiPriority w:val="9"/>
     <w:pPr>
       <w:pBdr/>
@@ -14002,11 +14125,11 @@
       <w:szCs w:val="30"/>
     </w:rPr>
   </w:style>
-  <w:style w:type="paragraph" w:styleId="698">
+  <w:style w:type="paragraph" w:styleId="708">
     <w:name w:val="Heading 4"/>
-    <w:basedOn w:val="867"/>
-    <w:next w:val="867"/>
-    <w:link w:val="699"/>
+    <w:basedOn w:val="877"/>
+    <w:next w:val="877"/>
+    <w:link w:val="709"/>
     <w:uiPriority w:val="9"/>
     <w:unhideWhenUsed/>
     <w:qFormat/>
@@ -14026,10 +14149,10 @@
       <w:szCs w:val="26"/>
     </w:rPr>
   </w:style>
-  <w:style w:type="character" w:styleId="699">
+  <w:style w:type="character" w:styleId="709">
     <w:name w:val="Heading 4 Char"/>
-    <w:basedOn w:val="868"/>
-    <w:link w:val="698"/>
+    <w:basedOn w:val="878"/>
+    <w:link w:val="708"/>
     <w:uiPriority w:val="9"/>
     <w:pPr>
       <w:pBdr/>
@@ -14044,11 +14167,11 @@
       <w:szCs w:val="26"/>
     </w:rPr>
   </w:style>
-  <w:style w:type="paragraph" w:styleId="700">
+  <w:style w:type="paragraph" w:styleId="710">
     <w:name w:val="Heading 5"/>
-    <w:basedOn w:val="867"/>
-    <w:next w:val="867"/>
-    <w:link w:val="701"/>
+    <w:basedOn w:val="877"/>
+    <w:next w:val="877"/>
+    <w:link w:val="711"/>
     <w:uiPriority w:val="9"/>
     <w:unhideWhenUsed/>
     <w:qFormat/>
@@ -14068,10 +14191,10 @@
       <w:szCs w:val="24"/>
     </w:rPr>
   </w:style>
-  <w:style w:type="character" w:styleId="701">
+  <w:style w:type="character" w:styleId="711">
     <w:name w:val="Heading 5 Char"/>
-    <w:basedOn w:val="868"/>
-    <w:link w:val="700"/>
+    <w:basedOn w:val="878"/>
+    <w:link w:val="710"/>
     <w:uiPriority w:val="9"/>
     <w:pPr>
       <w:pBdr/>
@@ -14086,11 +14209,11 @@
       <w:szCs w:val="24"/>
     </w:rPr>
   </w:style>
-  <w:style w:type="paragraph" w:styleId="702">
+  <w:style w:type="paragraph" w:styleId="712">
     <w:name w:val="Heading 6"/>
-    <w:basedOn w:val="867"/>
-    <w:next w:val="867"/>
-    <w:link w:val="703"/>
+    <w:basedOn w:val="877"/>
+    <w:next w:val="877"/>
+    <w:link w:val="713"/>
     <w:uiPriority w:val="9"/>
     <w:unhideWhenUsed/>
     <w:qFormat/>
@@ -14110,10 +14233,10 @@
       <w:szCs w:val="22"/>
     </w:rPr>
   </w:style>
-  <w:style w:type="character" w:styleId="703">
+  <w:style w:type="character" w:styleId="713">
     <w:name w:val="Heading 6 Char"/>
-    <w:basedOn w:val="868"/>
-    <w:link w:val="702"/>
+    <w:basedOn w:val="878"/>
+    <w:link w:val="712"/>
     <w:uiPriority w:val="9"/>
     <w:pPr>
       <w:pBdr/>
@@ -14128,11 +14251,11 @@
       <w:szCs w:val="22"/>
     </w:rPr>
   </w:style>
-  <w:style w:type="paragraph" w:styleId="704">
+  <w:style w:type="paragraph" w:styleId="714">
     <w:name w:val="Heading 7"/>
-    <w:basedOn w:val="867"/>
-    <w:next w:val="867"/>
-    <w:link w:val="705"/>
+    <w:basedOn w:val="877"/>
+    <w:next w:val="877"/>
+    <w:link w:val="715"/>
     <w:uiPriority w:val="9"/>
     <w:unhideWhenUsed/>
     <w:qFormat/>
@@ -14154,10 +14277,10 @@
       <w:szCs w:val="22"/>
     </w:rPr>
   </w:style>
-  <w:style w:type="character" w:styleId="705">
+  <w:style w:type="character" w:styleId="715">
     <w:name w:val="Heading 7 Char"/>
-    <w:basedOn w:val="868"/>
-    <w:link w:val="704"/>
+    <w:basedOn w:val="878"/>
+    <w:link w:val="714"/>
     <w:uiPriority w:val="9"/>
     <w:pPr>
       <w:pBdr/>
@@ -14174,11 +14297,11 @@
       <w:szCs w:val="22"/>
     </w:rPr>
   </w:style>
-  <w:style w:type="paragraph" w:styleId="706">
+  <w:style w:type="paragraph" w:styleId="716">
     <w:name w:val="Heading 8"/>
-    <w:basedOn w:val="867"/>
-    <w:next w:val="867"/>
-    <w:link w:val="707"/>
+    <w:basedOn w:val="877"/>
+    <w:next w:val="877"/>
+    <w:link w:val="717"/>
     <w:uiPriority w:val="9"/>
     <w:unhideWhenUsed/>
     <w:qFormat/>
@@ -14198,10 +14321,10 @@
       <w:szCs w:val="22"/>
     </w:rPr>
   </w:style>
-  <w:style w:type="character" w:styleId="707">
+  <w:style w:type="character" w:styleId="717">
     <w:name w:val="Heading 8 Char"/>
-    <w:basedOn w:val="868"/>
-    <w:link w:val="706"/>
+    <w:basedOn w:val="878"/>
+    <w:link w:val="716"/>
     <w:uiPriority w:val="9"/>
     <w:pPr>
       <w:pBdr/>
@@ -14216,11 +14339,11 @@
       <w:szCs w:val="22"/>
     </w:rPr>
   </w:style>
-  <w:style w:type="paragraph" w:styleId="708">
+  <w:style w:type="paragraph" w:styleId="718">
     <w:name w:val="Heading 9"/>
-    <w:basedOn w:val="867"/>
-    <w:next w:val="867"/>
-    <w:link w:val="709"/>
+    <w:basedOn w:val="877"/>
+    <w:next w:val="877"/>
+    <w:link w:val="719"/>
     <w:uiPriority w:val="9"/>
     <w:unhideWhenUsed/>
     <w:qFormat/>
@@ -14240,10 +14363,10 @@
       <w:szCs w:val="21"/>
     </w:rPr>
   </w:style>
-  <w:style w:type="character" w:styleId="709">
+  <w:style w:type="character" w:styleId="719">
     <w:name w:val="Heading 9 Char"/>
-    <w:basedOn w:val="868"/>
-    <w:link w:val="708"/>
+    <w:basedOn w:val="878"/>
+    <w:link w:val="718"/>
     <w:uiPriority w:val="9"/>
     <w:pPr>
       <w:pBdr/>
@@ -14258,9 +14381,9 @@
       <w:szCs w:val="21"/>
     </w:rPr>
   </w:style>
-  <w:style w:type="paragraph" w:styleId="710">
+  <w:style w:type="paragraph" w:styleId="720">
     <w:name w:val="List Paragraph"/>
-    <w:basedOn w:val="867"/>
+    <w:basedOn w:val="877"/>
     <w:uiPriority w:val="34"/>
     <w:qFormat/>
     <w:pPr>
@@ -14270,7 +14393,7 @@
       <w:contextualSpacing w:val="true"/>
     </w:pPr>
   </w:style>
-  <w:style w:type="paragraph" w:styleId="711">
+  <w:style w:type="paragraph" w:styleId="721">
     <w:name w:val="No Spacing"/>
     <w:uiPriority w:val="1"/>
     <w:qFormat/>
@@ -14280,11 +14403,11 @@
       <w:ind/>
     </w:pPr>
   </w:style>
-  <w:style w:type="paragraph" w:styleId="712">
+  <w:style w:type="paragraph" w:styleId="722">
     <w:name w:val="Title"/>
-    <w:basedOn w:val="867"/>
-    <w:next w:val="867"/>
-    <w:link w:val="713"/>
+    <w:basedOn w:val="877"/>
+    <w:next w:val="877"/>
+    <w:link w:val="723"/>
     <w:uiPriority w:val="10"/>
     <w:qFormat/>
     <w:pPr>
@@ -14298,10 +14421,10 @@
       <w:szCs w:val="48"/>
     </w:rPr>
   </w:style>
-  <w:style w:type="character" w:styleId="713">
+  <w:style w:type="character" w:styleId="723">
     <w:name w:val="Title Char"/>
-    <w:basedOn w:val="868"/>
-    <w:link w:val="712"/>
+    <w:basedOn w:val="878"/>
+    <w:link w:val="722"/>
     <w:uiPriority w:val="10"/>
     <w:pPr>
       <w:pBdr/>
@@ -14313,11 +14436,11 @@
       <w:szCs w:val="48"/>
     </w:rPr>
   </w:style>
-  <w:style w:type="paragraph" w:styleId="714">
+  <w:style w:type="paragraph" w:styleId="724">
     <w:name w:val="Subtitle"/>
-    <w:basedOn w:val="867"/>
-    <w:next w:val="867"/>
-    <w:link w:val="715"/>
+    <w:basedOn w:val="877"/>
+    <w:next w:val="877"/>
+    <w:link w:val="725"/>
     <w:uiPriority w:val="11"/>
     <w:qFormat/>
     <w:pPr>
@@ -14330,10 +14453,10 @@
       <w:szCs w:val="24"/>
     </w:rPr>
   </w:style>
-  <w:style w:type="character" w:styleId="715">
+  <w:style w:type="character" w:styleId="725">
     <w:name w:val="Subtitle Char"/>
-    <w:basedOn w:val="868"/>
-    <w:link w:val="714"/>
+    <w:basedOn w:val="878"/>
+    <w:link w:val="724"/>
     <w:uiPriority w:val="11"/>
     <w:pPr>
       <w:pBdr/>
@@ -14345,11 +14468,11 @@
       <w:szCs w:val="24"/>
     </w:rPr>
   </w:style>
-  <w:style w:type="paragraph" w:styleId="716">
+  <w:style w:type="paragraph" w:styleId="726">
     <w:name w:val="Quote"/>
-    <w:basedOn w:val="867"/>
-    <w:next w:val="867"/>
-    <w:link w:val="717"/>
+    <w:basedOn w:val="877"/>
+    <w:next w:val="877"/>
+    <w:link w:val="727"/>
     <w:uiPriority w:val="29"/>
     <w:qFormat/>
     <w:pPr>
@@ -14361,9 +14484,9 @@
       <w:i/>
     </w:rPr>
   </w:style>
-  <w:style w:type="character" w:styleId="717">
+  <w:style w:type="character" w:styleId="727">
     <w:name w:val="Quote Char"/>
-    <w:link w:val="716"/>
+    <w:link w:val="726"/>
     <w:uiPriority w:val="29"/>
     <w:pPr>
       <w:pBdr/>
@@ -14374,11 +14497,11 @@
       <w:i/>
     </w:rPr>
   </w:style>
-  <w:style w:type="paragraph" w:styleId="718">
+  <w:style w:type="paragraph" w:styleId="728">
     <w:name w:val="Intense Quote"/>
-    <w:basedOn w:val="867"/>
-    <w:next w:val="867"/>
-    <w:link w:val="719"/>
+    <w:basedOn w:val="877"/>
+    <w:next w:val="877"/>
+    <w:link w:val="729"/>
     <w:uiPriority w:val="30"/>
     <w:qFormat/>
     <w:pPr>
@@ -14397,9 +14520,9 @@
       <w:i/>
     </w:rPr>
   </w:style>
-  <w:style w:type="character" w:styleId="719">
+  <w:style w:type="character" w:styleId="729">
     <w:name w:val="Intense Quote Char"/>
-    <w:link w:val="718"/>
+    <w:link w:val="728"/>
     <w:uiPriority w:val="30"/>
     <w:pPr>
       <w:pBdr/>
@@ -14410,10 +14533,10 @@
       <w:i/>
     </w:rPr>
   </w:style>
-  <w:style w:type="character" w:styleId="720">
+  <w:style w:type="character" w:styleId="730">
     <w:name w:val="Header Char"/>
-    <w:basedOn w:val="868"/>
-    <w:link w:val="872"/>
+    <w:basedOn w:val="878"/>
+    <w:link w:val="882"/>
     <w:uiPriority w:val="99"/>
     <w:pPr>
       <w:pBdr/>
@@ -14421,10 +14544,10 @@
       <w:ind/>
     </w:pPr>
   </w:style>
-  <w:style w:type="character" w:styleId="721">
+  <w:style w:type="character" w:styleId="731">
     <w:name w:val="Footer Char"/>
-    <w:basedOn w:val="868"/>
-    <w:link w:val="874"/>
+    <w:basedOn w:val="878"/>
+    <w:link w:val="884"/>
     <w:uiPriority w:val="99"/>
     <w:pPr>
       <w:pBdr/>
@@ -14432,10 +14555,10 @@
       <w:ind/>
     </w:pPr>
   </w:style>
-  <w:style w:type="paragraph" w:styleId="722">
+  <w:style w:type="paragraph" w:styleId="732">
     <w:name w:val="Caption"/>
-    <w:basedOn w:val="867"/>
-    <w:next w:val="867"/>
+    <w:basedOn w:val="877"/>
+    <w:next w:val="877"/>
     <w:uiPriority w:val="35"/>
     <w:semiHidden/>
     <w:unhideWhenUsed/>
@@ -14453,10 +14576,10 @@
       <w:szCs w:val="18"/>
     </w:rPr>
   </w:style>
-  <w:style w:type="character" w:styleId="723">
+  <w:style w:type="character" w:styleId="733">
     <w:name w:val="Caption Char"/>
-    <w:basedOn w:val="722"/>
-    <w:link w:val="874"/>
+    <w:basedOn w:val="732"/>
+    <w:link w:val="884"/>
     <w:uiPriority w:val="99"/>
     <w:pPr>
       <w:pBdr/>
@@ -14464,9 +14587,9 @@
       <w:ind/>
     </w:pPr>
   </w:style>
-  <w:style w:type="table" w:styleId="724">
+  <w:style w:type="table" w:styleId="734">
     <w:name w:val="Table Grid Light"/>
-    <w:basedOn w:val="869"/>
+    <w:basedOn w:val="879"/>
     <w:uiPriority w:val="59"/>
     <w:pPr>
       <w:pBdr/>
@@ -14663,9 +14786,9 @@
       </w:tcPr>
     </w:tblStylePr>
   </w:style>
-  <w:style w:type="table" w:styleId="725">
+  <w:style w:type="table" w:styleId="735">
     <w:name w:val="Plain Table 1"/>
-    <w:basedOn w:val="869"/>
+    <w:basedOn w:val="879"/>
     <w:uiPriority w:val="59"/>
     <w:pPr>
       <w:pBdr/>
@@ -14888,9 +15011,9 @@
       </w:tcPr>
     </w:tblStylePr>
   </w:style>
-  <w:style w:type="table" w:styleId="726">
+  <w:style w:type="table" w:styleId="736">
     <w:name w:val="Plain Table 2"/>
-    <w:basedOn w:val="869"/>
+    <w:basedOn w:val="879"/>
     <w:uiPriority w:val="59"/>
     <w:pPr>
       <w:pBdr/>
@@ -15121,9 +15244,9 @@
       </w:tcPr>
     </w:tblStylePr>
   </w:style>
-  <w:style w:type="table" w:styleId="727">
+  <w:style w:type="table" w:styleId="737">
     <w:name w:val="Plain Table 3"/>
-    <w:basedOn w:val="869"/>
+    <w:basedOn w:val="879"/>
     <w:uiPriority w:val="99"/>
     <w:pPr>
       <w:pBdr/>
@@ -15351,9 +15474,9 @@
       </w:tcPr>
     </w:tblStylePr>
   </w:style>
-  <w:style w:type="table" w:styleId="728">
+  <w:style w:type="table" w:styleId="738">
     <w:name w:val="Plain Table 4"/>
-    <w:basedOn w:val="869"/>
+    <w:basedOn w:val="879"/>
     <w:uiPriority w:val="99"/>
     <w:pPr>
       <w:pBdr/>
@@ -15567,9 +15690,9 @@
       </w:tcPr>
     </w:tblStylePr>
   </w:style>
-  <w:style w:type="table" w:styleId="729">
+  <w:style w:type="table" w:styleId="739">
     <w:name w:val="Plain Table 5"/>
-    <w:basedOn w:val="869"/>
+    <w:basedOn w:val="879"/>
     <w:uiPriority w:val="99"/>
     <w:pPr>
       <w:pBdr/>
@@ -15800,9 +15923,9 @@
       </w:tcPr>
     </w:tblStylePr>
   </w:style>
-  <w:style w:type="table" w:styleId="730">
+  <w:style w:type="table" w:styleId="740">
     <w:name w:val="Grid Table 1 Light"/>
-    <w:basedOn w:val="869"/>
+    <w:basedOn w:val="879"/>
     <w:uiPriority w:val="99"/>
     <w:pPr>
       <w:pBdr/>
@@ -16023,9 +16146,9 @@
       </w:tcPr>
     </w:tblStylePr>
   </w:style>
-  <w:style w:type="table" w:styleId="731">
+  <w:style w:type="table" w:styleId="741">
     <w:name w:val="Grid Table 1 Light - Accent 1"/>
-    <w:basedOn w:val="869"/>
+    <w:basedOn w:val="879"/>
     <w:uiPriority w:val="99"/>
     <w:pPr>
       <w:pBdr/>
@@ -16246,9 +16369,9 @@
       </w:tcPr>
     </w:tblStylePr>
   </w:style>
-  <w:style w:type="table" w:styleId="732">
+  <w:style w:type="table" w:styleId="742">
     <w:name w:val="Grid Table 1 Light - Accent 2"/>
-    <w:basedOn w:val="869"/>
+    <w:basedOn w:val="879"/>
     <w:uiPriority w:val="99"/>
     <w:pPr>
       <w:pBdr/>
@@ -16469,9 +16592,9 @@
       </w:tcPr>
     </w:tblStylePr>
   </w:style>
-  <w:style w:type="table" w:styleId="733">
+  <w:style w:type="table" w:styleId="743">
     <w:name w:val="Grid Table 1 Light - Accent 3"/>
-    <w:basedOn w:val="869"/>
+    <w:basedOn w:val="879"/>
     <w:uiPriority w:val="99"/>
     <w:pPr>
       <w:pBdr/>
@@ -16692,9 +16815,9 @@
       </w:tcPr>
     </w:tblStylePr>
   </w:style>
-  <w:style w:type="table" w:styleId="734">
+  <w:style w:type="table" w:styleId="744">
     <w:name w:val="Grid Table 1 Light - Accent 4"/>
-    <w:basedOn w:val="869"/>
+    <w:basedOn w:val="879"/>
     <w:uiPriority w:val="99"/>
     <w:pPr>
       <w:pBdr/>
@@ -16915,9 +17038,9 @@
       </w:tcPr>
     </w:tblStylePr>
   </w:style>
-  <w:style w:type="table" w:styleId="735">
+  <w:style w:type="table" w:styleId="745">
     <w:name w:val="Grid Table 1 Light - Accent 5"/>
-    <w:basedOn w:val="869"/>
+    <w:basedOn w:val="879"/>
     <w:uiPriority w:val="99"/>
     <w:pPr>
       <w:pBdr/>
@@ -17138,9 +17261,9 @@
       </w:tcPr>
     </w:tblStylePr>
   </w:style>
-  <w:style w:type="table" w:styleId="736">
+  <w:style w:type="table" w:styleId="746">
     <w:name w:val="Grid Table 1 Light - Accent 6"/>
-    <w:basedOn w:val="869"/>
+    <w:basedOn w:val="879"/>
     <w:uiPriority w:val="99"/>
     <w:pPr>
       <w:pBdr/>
@@ -17361,9 +17484,9 @@
       </w:tcPr>
     </w:tblStylePr>
   </w:style>
-  <w:style w:type="table" w:styleId="737">
+  <w:style w:type="table" w:styleId="747">
     <w:name w:val="Grid Table 2"/>
-    <w:basedOn w:val="869"/>
+    <w:basedOn w:val="879"/>
     <w:uiPriority w:val="99"/>
     <w:pPr>
       <w:pBdr/>
@@ -17593,9 +17716,9 @@
       </w:tcPr>
     </w:tblStylePr>
   </w:style>
-  <w:style w:type="table" w:styleId="738">
+  <w:style w:type="table" w:styleId="748">
     <w:name w:val="Grid Table 2 - Accent 1"/>
-    <w:basedOn w:val="869"/>
+    <w:basedOn w:val="879"/>
     <w:uiPriority w:val="99"/>
     <w:pPr>
       <w:pBdr/>
@@ -17825,9 +17948,9 @@
       </w:tcPr>
     </w:tblStylePr>
   </w:style>
-  <w:style w:type="table" w:styleId="739">
+  <w:style w:type="table" w:styleId="749">
     <w:name w:val="Grid Table 2 - Accent 2"/>
-    <w:basedOn w:val="869"/>
+    <w:basedOn w:val="879"/>
     <w:uiPriority w:val="99"/>
     <w:pPr>
       <w:pBdr/>
@@ -18057,9 +18180,9 @@
       </w:tcPr>
     </w:tblStylePr>
   </w:style>
-  <w:style w:type="table" w:styleId="740">
+  <w:style w:type="table" w:styleId="750">
     <w:name w:val="Grid Table 2 - Accent 3"/>
-    <w:basedOn w:val="869"/>
+    <w:basedOn w:val="879"/>
     <w:uiPriority w:val="99"/>
     <w:pPr>
       <w:pBdr/>
@@ -18289,9 +18412,9 @@
       </w:tcPr>
     </w:tblStylePr>
   </w:style>
-  <w:style w:type="table" w:styleId="741">
+  <w:style w:type="table" w:styleId="751">
     <w:name w:val="Grid Table 2 - Accent 4"/>
-    <w:basedOn w:val="869"/>
+    <w:basedOn w:val="879"/>
     <w:uiPriority w:val="99"/>
     <w:pPr>
       <w:pBdr/>
@@ -18521,9 +18644,9 @@
       </w:tcPr>
     </w:tblStylePr>
   </w:style>
-  <w:style w:type="table" w:styleId="742">
+  <w:style w:type="table" w:styleId="752">
     <w:name w:val="Grid Table 2 - Accent 5"/>
-    <w:basedOn w:val="869"/>
+    <w:basedOn w:val="879"/>
     <w:uiPriority w:val="99"/>
     <w:pPr>
       <w:pBdr/>
@@ -18753,9 +18876,9 @@
       </w:tcPr>
     </w:tblStylePr>
   </w:style>
-  <w:style w:type="table" w:styleId="743">
+  <w:style w:type="table" w:styleId="753">
     <w:name w:val="Grid Table 2 - Accent 6"/>
-    <w:basedOn w:val="869"/>
+    <w:basedOn w:val="879"/>
     <w:uiPriority w:val="99"/>
     <w:pPr>
       <w:pBdr/>
@@ -18985,9 +19108,9 @@
       </w:tcPr>
     </w:tblStylePr>
   </w:style>
-  <w:style w:type="table" w:styleId="744">
+  <w:style w:type="table" w:styleId="754">
     <w:name w:val="Grid Table 3"/>
-    <w:basedOn w:val="869"/>
+    <w:basedOn w:val="879"/>
     <w:uiPriority w:val="99"/>
     <w:pPr>
       <w:pBdr/>
@@ -19230,9 +19353,9 @@
       </w:tcPr>
     </w:tblStylePr>
   </w:style>
-  <w:style w:type="table" w:styleId="745">
+  <w:style w:type="table" w:styleId="755">
     <w:name w:val="Grid Table 3 - Accent 1"/>
-    <w:basedOn w:val="869"/>
+    <w:basedOn w:val="879"/>
     <w:uiPriority w:val="99"/>
     <w:pPr>
       <w:pBdr/>
@@ -19475,9 +19598,9 @@
       </w:tcPr>
     </w:tblStylePr>
   </w:style>
-  <w:style w:type="table" w:styleId="746">
+  <w:style w:type="table" w:styleId="756">
     <w:name w:val="Grid Table 3 - Accent 2"/>
-    <w:basedOn w:val="869"/>
+    <w:basedOn w:val="879"/>
     <w:uiPriority w:val="99"/>
     <w:pPr>
       <w:pBdr/>
@@ -19720,9 +19843,9 @@
       </w:tcPr>
     </w:tblStylePr>
   </w:style>
-  <w:style w:type="table" w:styleId="747">
+  <w:style w:type="table" w:styleId="757">
     <w:name w:val="Grid Table 3 - Accent 3"/>
-    <w:basedOn w:val="869"/>
+    <w:basedOn w:val="879"/>
     <w:uiPriority w:val="99"/>
     <w:pPr>
       <w:pBdr/>
@@ -19965,9 +20088,9 @@
       </w:tcPr>
     </w:tblStylePr>
   </w:style>
-  <w:style w:type="table" w:styleId="748">
+  <w:style w:type="table" w:styleId="758">
     <w:name w:val="Grid Table 3 - Accent 4"/>
-    <w:basedOn w:val="869"/>
+    <w:basedOn w:val="879"/>
     <w:uiPriority w:val="99"/>
     <w:pPr>
       <w:pBdr/>
@@ -20210,9 +20333,9 @@
       </w:tcPr>
     </w:tblStylePr>
   </w:style>
-  <w:style w:type="table" w:styleId="749">
+  <w:style w:type="table" w:styleId="759">
     <w:name w:val="Grid Table 3 - Accent 5"/>
-    <w:basedOn w:val="869"/>
+    <w:basedOn w:val="879"/>
     <w:uiPriority w:val="99"/>
     <w:pPr>
       <w:pBdr/>
@@ -20455,9 +20578,9 @@
       </w:tcPr>
     </w:tblStylePr>
   </w:style>
-  <w:style w:type="table" w:styleId="750">
+  <w:style w:type="table" w:styleId="760">
     <w:name w:val="Grid Table 3 - Accent 6"/>
-    <w:basedOn w:val="869"/>
+    <w:basedOn w:val="879"/>
     <w:uiPriority w:val="99"/>
     <w:pPr>
       <w:pBdr/>
@@ -20700,9 +20823,9 @@
       </w:tcPr>
     </w:tblStylePr>
   </w:style>
-  <w:style w:type="table" w:styleId="751">
+  <w:style w:type="table" w:styleId="761">
     <w:name w:val="Grid Table 4"/>
-    <w:basedOn w:val="869"/>
+    <w:basedOn w:val="879"/>
     <w:uiPriority w:val="59"/>
     <w:pPr>
       <w:pBdr/>
@@ -20933,9 +21056,9 @@
       </w:tcPr>
     </w:tblStylePr>
   </w:style>
-  <w:style w:type="table" w:styleId="752">
+  <w:style w:type="table" w:styleId="762">
     <w:name w:val="Grid Table 4 - Accent 1"/>
-    <w:basedOn w:val="869"/>
+    <w:basedOn w:val="879"/>
     <w:uiPriority w:val="59"/>
     <w:pPr>
       <w:pBdr/>
@@ -21166,9 +21289,9 @@
       </w:tcPr>
     </w:tblStylePr>
   </w:style>
-  <w:style w:type="table" w:styleId="753">
+  <w:style w:type="table" w:styleId="763">
     <w:name w:val="Grid Table 4 - Accent 2"/>
-    <w:basedOn w:val="869"/>
+    <w:basedOn w:val="879"/>
     <w:uiPriority w:val="59"/>
     <w:pPr>
       <w:pBdr/>
@@ -21399,9 +21522,9 @@
       </w:tcPr>
     </w:tblStylePr>
   </w:style>
-  <w:style w:type="table" w:styleId="754">
+  <w:style w:type="table" w:styleId="764">
     <w:name w:val="Grid Table 4 - Accent 3"/>
-    <w:basedOn w:val="869"/>
+    <w:basedOn w:val="879"/>
     <w:uiPriority w:val="59"/>
     <w:pPr>
       <w:pBdr/>
@@ -21632,9 +21755,9 @@
       </w:tcPr>
     </w:tblStylePr>
   </w:style>
-  <w:style w:type="table" w:styleId="755">
+  <w:style w:type="table" w:styleId="765">
     <w:name w:val="Grid Table 4 - Accent 4"/>
-    <w:basedOn w:val="869"/>
+    <w:basedOn w:val="879"/>
     <w:uiPriority w:val="59"/>
     <w:pPr>
       <w:pBdr/>
@@ -21865,9 +21988,9 @@
       </w:tcPr>
     </w:tblStylePr>
   </w:style>
-  <w:style w:type="table" w:styleId="756">
+  <w:style w:type="table" w:styleId="766">
     <w:name w:val="Grid Table 4 - Accent 5"/>
-    <w:basedOn w:val="869"/>
+    <w:basedOn w:val="879"/>
     <w:uiPriority w:val="59"/>
     <w:pPr>
       <w:pBdr/>
@@ -22098,9 +22221,9 @@
       </w:tcPr>
     </w:tblStylePr>
   </w:style>
-  <w:style w:type="table" w:styleId="757">
+  <w:style w:type="table" w:styleId="767">
     <w:name w:val="Grid Table 4 - Accent 6"/>
-    <w:basedOn w:val="869"/>
+    <w:basedOn w:val="879"/>
     <w:uiPriority w:val="59"/>
     <w:pPr>
       <w:pBdr/>
@@ -22331,9 +22454,9 @@
       </w:tcPr>
     </w:tblStylePr>
   </w:style>
-  <w:style w:type="table" w:styleId="758">
+  <w:style w:type="table" w:styleId="768">
     <w:name w:val="Grid Table 5 Dark"/>
-    <w:basedOn w:val="869"/>
+    <w:basedOn w:val="879"/>
     <w:uiPriority w:val="99"/>
     <w:pPr>
       <w:pBdr/>
@@ -22559,9 +22682,9 @@
       </w:tcPr>
     </w:tblStylePr>
   </w:style>
-  <w:style w:type="table" w:styleId="759">
+  <w:style w:type="table" w:styleId="769">
     <w:name w:val="Grid Table 5 Dark- Accent 1"/>
-    <w:basedOn w:val="869"/>
+    <w:basedOn w:val="879"/>
     <w:uiPriority w:val="99"/>
     <w:pPr>
       <w:pBdr/>
@@ -22787,9 +22910,9 @@
       </w:tcPr>
     </w:tblStylePr>
   </w:style>
-  <w:style w:type="table" w:styleId="760">
+  <w:style w:type="table" w:styleId="770">
     <w:name w:val="Grid Table 5 Dark - Accent 2"/>
-    <w:basedOn w:val="869"/>
+    <w:basedOn w:val="879"/>
     <w:uiPriority w:val="99"/>
     <w:pPr>
       <w:pBdr/>
@@ -23015,9 +23138,9 @@
       </w:tcPr>
     </w:tblStylePr>
   </w:style>
-  <w:style w:type="table" w:styleId="761">
+  <w:style w:type="table" w:styleId="771">
     <w:name w:val="Grid Table 5 Dark - Accent 3"/>
-    <w:basedOn w:val="869"/>
+    <w:basedOn w:val="879"/>
     <w:uiPriority w:val="99"/>
     <w:pPr>
       <w:pBdr/>
@@ -23243,9 +23366,9 @@
       </w:tcPr>
     </w:tblStylePr>
   </w:style>
-  <w:style w:type="table" w:styleId="762">
+  <w:style w:type="table" w:styleId="772">
     <w:name w:val="Grid Table 5 Dark- Accent 4"/>
-    <w:basedOn w:val="869"/>
+    <w:basedOn w:val="879"/>
     <w:uiPriority w:val="99"/>
     <w:pPr>
       <w:pBdr/>
@@ -23471,9 +23594,9 @@
       </w:tcPr>
     </w:tblStylePr>
   </w:style>
-  <w:style w:type="table" w:styleId="763">
+  <w:style w:type="table" w:styleId="773">
     <w:name w:val="Grid Table 5 Dark - Accent 5"/>
-    <w:basedOn w:val="869"/>
+    <w:basedOn w:val="879"/>
     <w:uiPriority w:val="99"/>
     <w:pPr>
       <w:pBdr/>
@@ -23699,9 +23822,9 @@
       </w:tcPr>
     </w:tblStylePr>
   </w:style>
-  <w:style w:type="table" w:styleId="764">
+  <w:style w:type="table" w:styleId="774">
     <w:name w:val="Grid Table 5 Dark - Accent 6"/>
-    <w:basedOn w:val="869"/>
+    <w:basedOn w:val="879"/>
     <w:uiPriority w:val="99"/>
     <w:pPr>
       <w:pBdr/>
@@ -23927,9 +24050,9 @@
       </w:tcPr>
     </w:tblStylePr>
   </w:style>
-  <w:style w:type="table" w:styleId="765">
+  <w:style w:type="table" w:styleId="775">
     <w:name w:val="Grid Table 6 Colorful"/>
-    <w:basedOn w:val="869"/>
+    <w:basedOn w:val="879"/>
     <w:uiPriority w:val="99"/>
     <w:pPr>
       <w:pBdr/>
@@ -24157,9 +24280,9 @@
       </w:tcPr>
     </w:tblStylePr>
   </w:style>
-  <w:style w:type="table" w:styleId="766">
+  <w:style w:type="table" w:styleId="776">
     <w:name w:val="Grid Table 6 Colorful - Accent 1"/>
-    <w:basedOn w:val="869"/>
+    <w:basedOn w:val="879"/>
     <w:uiPriority w:val="99"/>
     <w:pPr>
       <w:pBdr/>
@@ -24387,9 +24510,9 @@
       </w:tcPr>
     </w:tblStylePr>
   </w:style>
-  <w:style w:type="table" w:styleId="767">
+  <w:style w:type="table" w:styleId="777">
     <w:name w:val="Grid Table 6 Colorful - Accent 2"/>
-    <w:basedOn w:val="869"/>
+    <w:basedOn w:val="879"/>
     <w:uiPriority w:val="99"/>
     <w:pPr>
       <w:pBdr/>
@@ -24617,9 +24740,9 @@
       </w:tcPr>
     </w:tblStylePr>
   </w:style>
-  <w:style w:type="table" w:styleId="768">
+  <w:style w:type="table" w:styleId="778">
     <w:name w:val="Grid Table 6 Colorful - Accent 3"/>
-    <w:basedOn w:val="869"/>
+    <w:basedOn w:val="879"/>
     <w:uiPriority w:val="99"/>
     <w:pPr>
       <w:pBdr/>
@@ -24847,9 +24970,9 @@
       </w:tcPr>
     </w:tblStylePr>
   </w:style>
-  <w:style w:type="table" w:styleId="769">
+  <w:style w:type="table" w:styleId="779">
     <w:name w:val="Grid Table 6 Colorful - Accent 4"/>
-    <w:basedOn w:val="869"/>
+    <w:basedOn w:val="879"/>
     <w:uiPriority w:val="99"/>
     <w:pPr>
       <w:pBdr/>
@@ -25077,9 +25200,9 @@
       </w:tcPr>
     </w:tblStylePr>
   </w:style>
-  <w:style w:type="table" w:styleId="770">
+  <w:style w:type="table" w:styleId="780">
     <w:name w:val="Grid Table 6 Colorful - Accent 5"/>
-    <w:basedOn w:val="869"/>
+    <w:basedOn w:val="879"/>
     <w:uiPriority w:val="99"/>
     <w:pPr>
       <w:pBdr/>
@@ -25307,9 +25430,9 @@
       </w:tcPr>
     </w:tblStylePr>
   </w:style>
-  <w:style w:type="table" w:styleId="771">
+  <w:style w:type="table" w:styleId="781">
     <w:name w:val="Grid Table 6 Colorful - Accent 6"/>
-    <w:basedOn w:val="869"/>
+    <w:basedOn w:val="879"/>
     <w:uiPriority w:val="99"/>
     <w:pPr>
       <w:pBdr/>
@@ -25537,9 +25660,9 @@
       </w:tcPr>
     </w:tblStylePr>
   </w:style>
-  <w:style w:type="table" w:styleId="772">
+  <w:style w:type="table" w:styleId="782">
     <w:name w:val="Grid Table 7 Colorful"/>
-    <w:basedOn w:val="869"/>
+    <w:basedOn w:val="879"/>
     <w:uiPriority w:val="99"/>
     <w:pPr>
       <w:pBdr/>
@@ -25791,9 +25914,9 @@
       </w:tcPr>
     </w:tblStylePr>
   </w:style>
-  <w:style w:type="table" w:styleId="773">
+  <w:style w:type="table" w:styleId="783">
     <w:name w:val="Grid Table 7 Colorful - Accent 1"/>
-    <w:basedOn w:val="869"/>
+    <w:basedOn w:val="879"/>
     <w:uiPriority w:val="99"/>
     <w:pPr>
       <w:pBdr/>
@@ -26045,9 +26168,9 @@
       </w:tcPr>
     </w:tblStylePr>
   </w:style>
-  <w:style w:type="table" w:styleId="774">
+  <w:style w:type="table" w:styleId="784">
     <w:name w:val="Grid Table 7 Colorful - Accent 2"/>
-    <w:basedOn w:val="869"/>
+    <w:basedOn w:val="879"/>
     <w:uiPriority w:val="99"/>
     <w:pPr>
       <w:pBdr/>
@@ -26299,9 +26422,9 @@
       </w:tcPr>
     </w:tblStylePr>
   </w:style>
-  <w:style w:type="table" w:styleId="775">
+  <w:style w:type="table" w:styleId="785">
     <w:name w:val="Grid Table 7 Colorful - Accent 3"/>
-    <w:basedOn w:val="869"/>
+    <w:basedOn w:val="879"/>
     <w:uiPriority w:val="99"/>
     <w:pPr>
       <w:pBdr/>
@@ -26553,9 +26676,9 @@
       </w:tcPr>
     </w:tblStylePr>
   </w:style>
-  <w:style w:type="table" w:styleId="776">
+  <w:style w:type="table" w:styleId="786">
     <w:name w:val="Grid Table 7 Colorful - Accent 4"/>
-    <w:basedOn w:val="869"/>
+    <w:basedOn w:val="879"/>
     <w:uiPriority w:val="99"/>
     <w:pPr>
       <w:pBdr/>
@@ -26807,9 +26930,9 @@
       </w:tcPr>
     </w:tblStylePr>
   </w:style>
-  <w:style w:type="table" w:styleId="777">
+  <w:style w:type="table" w:styleId="787">
     <w:name w:val="Grid Table 7 Colorful - Accent 5"/>
-    <w:basedOn w:val="869"/>
+    <w:basedOn w:val="879"/>
     <w:uiPriority w:val="99"/>
     <w:pPr>
       <w:pBdr/>
@@ -27061,9 +27184,9 @@
       </w:tcPr>
     </w:tblStylePr>
   </w:style>
-  <w:style w:type="table" w:styleId="778">
+  <w:style w:type="table" w:styleId="788">
     <w:name w:val="Grid Table 7 Colorful - Accent 6"/>
-    <w:basedOn w:val="869"/>
+    <w:basedOn w:val="879"/>
     <w:uiPriority w:val="99"/>
     <w:pPr>
       <w:pBdr/>
@@ -27315,9 +27438,9 @@
       </w:tcPr>
     </w:tblStylePr>
   </w:style>
-  <w:style w:type="table" w:styleId="779">
+  <w:style w:type="table" w:styleId="789">
     <w:name w:val="List Table 1 Light"/>
-    <w:basedOn w:val="869"/>
+    <w:basedOn w:val="879"/>
     <w:uiPriority w:val="99"/>
     <w:pPr>
       <w:pBdr/>
@@ -27531,9 +27654,9 @@
       </w:tcPr>
     </w:tblStylePr>
   </w:style>
-  <w:style w:type="table" w:styleId="780">
+  <w:style w:type="table" w:styleId="790">
     <w:name w:val="List Table 1 Light - Accent 1"/>
-    <w:basedOn w:val="869"/>
+    <w:basedOn w:val="879"/>
     <w:uiPriority w:val="99"/>
     <w:pPr>
       <w:pBdr/>
@@ -27747,9 +27870,9 @@
       </w:tcPr>
     </w:tblStylePr>
   </w:style>
-  <w:style w:type="table" w:styleId="781">
+  <w:style w:type="table" w:styleId="791">
     <w:name w:val="List Table 1 Light - Accent 2"/>
-    <w:basedOn w:val="869"/>
+    <w:basedOn w:val="879"/>
     <w:uiPriority w:val="99"/>
     <w:pPr>
       <w:pBdr/>
@@ -27963,9 +28086,9 @@
       </w:tcPr>
     </w:tblStylePr>
   </w:style>
-  <w:style w:type="table" w:styleId="782">
+  <w:style w:type="table" w:styleId="792">
     <w:name w:val="List Table 1 Light - Accent 3"/>
-    <w:basedOn w:val="869"/>
+    <w:basedOn w:val="879"/>
     <w:uiPriority w:val="99"/>
     <w:pPr>
       <w:pBdr/>
@@ -28179,9 +28302,9 @@
       </w:tcPr>
     </w:tblStylePr>
   </w:style>
-  <w:style w:type="table" w:styleId="783">
+  <w:style w:type="table" w:styleId="793">
     <w:name w:val="List Table 1 Light - Accent 4"/>
-    <w:basedOn w:val="869"/>
+    <w:basedOn w:val="879"/>
     <w:uiPriority w:val="99"/>
     <w:pPr>
       <w:pBdr/>
@@ -28395,9 +28518,9 @@
       </w:tcPr>
     </w:tblStylePr>
   </w:style>
-  <w:style w:type="table" w:styleId="784">
+  <w:style w:type="table" w:styleId="794">
     <w:name w:val="List Table 1 Light - Accent 5"/>
-    <w:basedOn w:val="869"/>
+    <w:basedOn w:val="879"/>
     <w:uiPriority w:val="99"/>
     <w:pPr>
       <w:pBdr/>
@@ -28611,9 +28734,9 @@
       </w:tcPr>
     </w:tblStylePr>
   </w:style>
-  <w:style w:type="table" w:styleId="785">
+  <w:style w:type="table" w:styleId="795">
     <w:name w:val="List Table 1 Light - Accent 6"/>
-    <w:basedOn w:val="869"/>
+    <w:basedOn w:val="879"/>
     <w:uiPriority w:val="99"/>
     <w:pPr>
       <w:pBdr/>
@@ -28827,9 +28950,9 @@
       </w:tcPr>
     </w:tblStylePr>
   </w:style>
-  <w:style w:type="table" w:styleId="786">
+  <w:style w:type="table" w:styleId="796">
     <w:name w:val="List Table 2"/>
-    <w:basedOn w:val="869"/>
+    <w:basedOn w:val="879"/>
     <w:uiPriority w:val="99"/>
     <w:pPr>
       <w:pBdr/>
@@ -29065,9 +29188,9 @@
       </w:tcPr>
     </w:tblStylePr>
   </w:style>
-  <w:style w:type="table" w:styleId="787">
+  <w:style w:type="table" w:styleId="797">
     <w:name w:val="List Table 2 - Accent 1"/>
-    <w:basedOn w:val="869"/>
+    <w:basedOn w:val="879"/>
     <w:uiPriority w:val="99"/>
     <w:pPr>
       <w:pBdr/>
@@ -29303,9 +29426,9 @@
       </w:tcPr>
     </w:tblStylePr>
   </w:style>
-  <w:style w:type="table" w:styleId="788">
+  <w:style w:type="table" w:styleId="798">
     <w:name w:val="List Table 2 - Accent 2"/>
-    <w:basedOn w:val="869"/>
+    <w:basedOn w:val="879"/>
     <w:uiPriority w:val="99"/>
     <w:pPr>
       <w:pBdr/>
@@ -29541,9 +29664,9 @@
       </w:tcPr>
     </w:tblStylePr>
   </w:style>
-  <w:style w:type="table" w:styleId="789">
+  <w:style w:type="table" w:styleId="799">
     <w:name w:val="List Table 2 - Accent 3"/>
-    <w:basedOn w:val="869"/>
+    <w:basedOn w:val="879"/>
     <w:uiPriority w:val="99"/>
     <w:pPr>
       <w:pBdr/>
@@ -29779,9 +29902,9 @@
       </w:tcPr>
     </w:tblStylePr>
   </w:style>
-  <w:style w:type="table" w:styleId="790">
+  <w:style w:type="table" w:styleId="800">
     <w:name w:val="List Table 2 - Accent 4"/>
-    <w:basedOn w:val="869"/>
+    <w:basedOn w:val="879"/>
     <w:uiPriority w:val="99"/>
     <w:pPr>
       <w:pBdr/>
@@ -30017,9 +30140,9 @@
       </w:tcPr>
     </w:tblStylePr>
   </w:style>
-  <w:style w:type="table" w:styleId="791">
+  <w:style w:type="table" w:styleId="801">
     <w:name w:val="List Table 2 - Accent 5"/>
-    <w:basedOn w:val="869"/>
+    <w:basedOn w:val="879"/>
     <w:uiPriority w:val="99"/>
     <w:pPr>
       <w:pBdr/>
@@ -30255,9 +30378,9 @@
       </w:tcPr>
     </w:tblStylePr>
   </w:style>
-  <w:style w:type="table" w:styleId="792">
+  <w:style w:type="table" w:styleId="802">
     <w:name w:val="List Table 2 - Accent 6"/>
-    <w:basedOn w:val="869"/>
+    <w:basedOn w:val="879"/>
     <w:uiPriority w:val="99"/>
     <w:pPr>
       <w:pBdr/>
@@ -30493,9 +30616,9 @@
       </w:tcPr>
     </w:tblStylePr>
   </w:style>
-  <w:style w:type="table" w:styleId="793">
+  <w:style w:type="table" w:styleId="803">
     <w:name w:val="List Table 3"/>
-    <w:basedOn w:val="869"/>
+    <w:basedOn w:val="879"/>
     <w:uiPriority w:val="99"/>
     <w:pPr>
       <w:pBdr/>
@@ -30721,9 +30844,9 @@
       </w:tcPr>
     </w:tblStylePr>
   </w:style>
-  <w:style w:type="table" w:styleId="794">
+  <w:style w:type="table" w:styleId="804">
     <w:name w:val="List Table 3 - Accent 1"/>
-    <w:basedOn w:val="869"/>
+    <w:basedOn w:val="879"/>
     <w:uiPriority w:val="99"/>
     <w:pPr>
       <w:pBdr/>
@@ -30949,9 +31072,9 @@
       </w:tcPr>
     </w:tblStylePr>
   </w:style>
-  <w:style w:type="table" w:styleId="795">
+  <w:style w:type="table" w:styleId="805">
     <w:name w:val="List Table 3 - Accent 2"/>
-    <w:basedOn w:val="869"/>
+    <w:basedOn w:val="879"/>
     <w:uiPriority w:val="99"/>
     <w:pPr>
       <w:pBdr/>
@@ -31177,9 +31300,9 @@
       </w:tcPr>
     </w:tblStylePr>
   </w:style>
-  <w:style w:type="table" w:styleId="796">
+  <w:style w:type="table" w:styleId="806">
     <w:name w:val="List Table 3 - Accent 3"/>
-    <w:basedOn w:val="869"/>
+    <w:basedOn w:val="879"/>
     <w:uiPriority w:val="99"/>
     <w:pPr>
       <w:pBdr/>
@@ -31405,9 +31528,9 @@
       </w:tcPr>
     </w:tblStylePr>
   </w:style>
-  <w:style w:type="table" w:styleId="797">
+  <w:style w:type="table" w:styleId="807">
     <w:name w:val="List Table 3 - Accent 4"/>
-    <w:basedOn w:val="869"/>
+    <w:basedOn w:val="879"/>
     <w:uiPriority w:val="99"/>
     <w:pPr>
       <w:pBdr/>
@@ -31633,9 +31756,9 @@
       </w:tcPr>
     </w:tblStylePr>
   </w:style>
-  <w:style w:type="table" w:styleId="798">
+  <w:style w:type="table" w:styleId="808">
     <w:name w:val="List Table 3 - Accent 5"/>
-    <w:basedOn w:val="869"/>
+    <w:basedOn w:val="879"/>
     <w:uiPriority w:val="99"/>
     <w:pPr>
       <w:pBdr/>
@@ -31861,9 +31984,9 @@
       </w:tcPr>
     </w:tblStylePr>
   </w:style>
-  <w:style w:type="table" w:styleId="799">
+  <w:style w:type="table" w:styleId="809">
     <w:name w:val="List Table 3 - Accent 6"/>
-    <w:basedOn w:val="869"/>
+    <w:basedOn w:val="879"/>
     <w:uiPriority w:val="99"/>
     <w:pPr>
       <w:pBdr/>
@@ -32089,9 +32212,9 @@
       </w:tcPr>
     </w:tblStylePr>
   </w:style>
-  <w:style w:type="table" w:styleId="800">
+  <w:style w:type="table" w:styleId="810">
     <w:name w:val="List Table 4"/>
-    <w:basedOn w:val="869"/>
+    <w:basedOn w:val="879"/>
     <w:uiPriority w:val="99"/>
     <w:pPr>
       <w:pBdr/>
@@ -32314,9 +32437,9 @@
       </w:tcPr>
     </w:tblStylePr>
   </w:style>
-  <w:style w:type="table" w:styleId="801">
+  <w:style w:type="table" w:styleId="811">
     <w:name w:val="List Table 4 - Accent 1"/>
-    <w:basedOn w:val="869"/>
+    <w:basedOn w:val="879"/>
     <w:uiPriority w:val="99"/>
     <w:pPr>
       <w:pBdr/>
@@ -32539,9 +32662,9 @@
       </w:tcPr>
     </w:tblStylePr>
   </w:style>
-  <w:style w:type="table" w:styleId="802">
+  <w:style w:type="table" w:styleId="812">
     <w:name w:val="List Table 4 - Accent 2"/>
-    <w:basedOn w:val="869"/>
+    <w:basedOn w:val="879"/>
     <w:uiPriority w:val="99"/>
     <w:pPr>
       <w:pBdr/>
@@ -32764,9 +32887,9 @@
       </w:tcPr>
     </w:tblStylePr>
   </w:style>
-  <w:style w:type="table" w:styleId="803">
+  <w:style w:type="table" w:styleId="813">
     <w:name w:val="List Table 4 - Accent 3"/>
-    <w:basedOn w:val="869"/>
+    <w:basedOn w:val="879"/>
     <w:uiPriority w:val="99"/>
     <w:pPr>
       <w:pBdr/>
@@ -32989,9 +33112,9 @@
       </w:tcPr>
     </w:tblStylePr>
   </w:style>
-  <w:style w:type="table" w:styleId="804">
+  <w:style w:type="table" w:styleId="814">
     <w:name w:val="List Table 4 - Accent 4"/>
-    <w:basedOn w:val="869"/>
+    <w:basedOn w:val="879"/>
     <w:uiPriority w:val="99"/>
     <w:pPr>
       <w:pBdr/>
@@ -33214,9 +33337,9 @@
       </w:tcPr>
     </w:tblStylePr>
   </w:style>
-  <w:style w:type="table" w:styleId="805">
+  <w:style w:type="table" w:styleId="815">
     <w:name w:val="List Table 4 - Accent 5"/>
-    <w:basedOn w:val="869"/>
+    <w:basedOn w:val="879"/>
     <w:uiPriority w:val="99"/>
     <w:pPr>
       <w:pBdr/>
@@ -33439,9 +33562,9 @@
       </w:tcPr>
     </w:tblStylePr>
   </w:style>
-  <w:style w:type="table" w:styleId="806">
+  <w:style w:type="table" w:styleId="816">
     <w:name w:val="List Table 4 - Accent 6"/>
-    <w:basedOn w:val="869"/>
+    <w:basedOn w:val="879"/>
     <w:uiPriority w:val="99"/>
     <w:pPr>
       <w:pBdr/>
@@ -33664,9 +33787,9 @@
       </w:tcPr>
     </w:tblStylePr>
   </w:style>
-  <w:style w:type="table" w:styleId="807">
+  <w:style w:type="table" w:styleId="817">
     <w:name w:val="List Table 5 Dark"/>
-    <w:basedOn w:val="869"/>
+    <w:basedOn w:val="879"/>
     <w:uiPriority w:val="99"/>
     <w:pPr>
       <w:pBdr/>
@@ -33906,9 +34029,9 @@
       </w:tcPr>
     </w:tblStylePr>
   </w:style>
-  <w:style w:type="table" w:styleId="808">
+  <w:style w:type="table" w:styleId="818">
     <w:name w:val="List Table 5 Dark - Accent 1"/>
-    <w:basedOn w:val="869"/>
+    <w:basedOn w:val="879"/>
     <w:uiPriority w:val="99"/>
     <w:pPr>
       <w:pBdr/>
@@ -34148,9 +34271,9 @@
       </w:tcPr>
     </w:tblStylePr>
   </w:style>
-  <w:style w:type="table" w:styleId="809">
+  <w:style w:type="table" w:styleId="819">
     <w:name w:val="List Table 5 Dark - Accent 2"/>
-    <w:basedOn w:val="869"/>
+    <w:basedOn w:val="879"/>
     <w:uiPriority w:val="99"/>
     <w:pPr>
       <w:pBdr/>
@@ -34390,9 +34513,9 @@
       </w:tcPr>
     </w:tblStylePr>
   </w:style>
-  <w:style w:type="table" w:styleId="810">
+  <w:style w:type="table" w:styleId="820">
     <w:name w:val="List Table 5 Dark - Accent 3"/>
-    <w:basedOn w:val="869"/>
+    <w:basedOn w:val="879"/>
     <w:uiPriority w:val="99"/>
     <w:pPr>
       <w:pBdr/>
@@ -34632,9 +34755,9 @@
       </w:tcPr>
     </w:tblStylePr>
   </w:style>
-  <w:style w:type="table" w:styleId="811">
+  <w:style w:type="table" w:styleId="821">
     <w:name w:val="List Table 5 Dark - Accent 4"/>
-    <w:basedOn w:val="869"/>
+    <w:basedOn w:val="879"/>
     <w:uiPriority w:val="99"/>
     <w:pPr>
       <w:pBdr/>
@@ -34874,9 +34997,9 @@
       </w:tcPr>
     </w:tblStylePr>
   </w:style>
-  <w:style w:type="table" w:styleId="812">
+  <w:style w:type="table" w:styleId="822">
     <w:name w:val="List Table 5 Dark - Accent 5"/>
-    <w:basedOn w:val="869"/>
+    <w:basedOn w:val="879"/>
     <w:uiPriority w:val="99"/>
     <w:pPr>
       <w:pBdr/>
@@ -35116,9 +35239,9 @@
       </w:tcPr>
     </w:tblStylePr>
   </w:style>
-  <w:style w:type="table" w:styleId="813">
+  <w:style w:type="table" w:styleId="823">
     <w:name w:val="List Table 5 Dark - Accent 6"/>
-    <w:basedOn w:val="869"/>
+    <w:basedOn w:val="879"/>
     <w:uiPriority w:val="99"/>
     <w:pPr>
       <w:pBdr/>
@@ -35358,9 +35481,9 @@
       </w:tcPr>
     </w:tblStylePr>
   </w:style>
-  <w:style w:type="table" w:styleId="814">
+  <w:style w:type="table" w:styleId="824">
     <w:name w:val="List Table 6 Colorful"/>
-    <w:basedOn w:val="869"/>
+    <w:basedOn w:val="879"/>
     <w:uiPriority w:val="99"/>
     <w:pPr>
       <w:pBdr/>
@@ -35581,9 +35704,9 @@
       </w:tcPr>
     </w:tblStylePr>
   </w:style>
-  <w:style w:type="table" w:styleId="815">
+  <w:style w:type="table" w:styleId="825">
     <w:name w:val="List Table 6 Colorful - Accent 1"/>
-    <w:basedOn w:val="869"/>
+    <w:basedOn w:val="879"/>
     <w:uiPriority w:val="99"/>
     <w:pPr>
       <w:pBdr/>
@@ -35804,9 +35927,9 @@
       </w:tcPr>
     </w:tblStylePr>
   </w:style>
-  <w:style w:type="table" w:styleId="816">
+  <w:style w:type="table" w:styleId="826">
     <w:name w:val="List Table 6 Colorful - Accent 2"/>
-    <w:basedOn w:val="869"/>
+    <w:basedOn w:val="879"/>
     <w:uiPriority w:val="99"/>
     <w:pPr>
       <w:pBdr/>
@@ -36027,9 +36150,9 @@
       </w:tcPr>
     </w:tblStylePr>
   </w:style>
-  <w:style w:type="table" w:styleId="817">
+  <w:style w:type="table" w:styleId="827">
     <w:name w:val="List Table 6 Colorful - Accent 3"/>
-    <w:basedOn w:val="869"/>
+    <w:basedOn w:val="879"/>
     <w:uiPriority w:val="99"/>
     <w:pPr>
       <w:pBdr/>
@@ -36250,9 +36373,9 @@
       </w:tcPr>
     </w:tblStylePr>
   </w:style>
-  <w:style w:type="table" w:styleId="818">
+  <w:style w:type="table" w:styleId="828">
     <w:name w:val="List Table 6 Colorful - Accent 4"/>
-    <w:basedOn w:val="869"/>
+    <w:basedOn w:val="879"/>
     <w:uiPriority w:val="99"/>
     <w:pPr>
       <w:pBdr/>
@@ -36473,9 +36596,9 @@
       </w:tcPr>
     </w:tblStylePr>
   </w:style>
-  <w:style w:type="table" w:styleId="819">
+  <w:style w:type="table" w:styleId="829">
     <w:name w:val="List Table 6 Colorful - Accent 5"/>
-    <w:basedOn w:val="869"/>
+    <w:basedOn w:val="879"/>
     <w:uiPriority w:val="99"/>
     <w:pPr>
       <w:pBdr/>
@@ -36696,9 +36819,9 @@
       </w:tcPr>
     </w:tblStylePr>
   </w:style>
-  <w:style w:type="table" w:styleId="820">
+  <w:style w:type="table" w:styleId="830">
     <w:name w:val="List Table 6 Colorful - Accent 6"/>
-    <w:basedOn w:val="869"/>
+    <w:basedOn w:val="879"/>
     <w:uiPriority w:val="99"/>
     <w:pPr>
       <w:pBdr/>
@@ -36919,9 +37042,9 @@
       </w:tcPr>
     </w:tblStylePr>
   </w:style>
-  <w:style w:type="table" w:styleId="821">
+  <w:style w:type="table" w:styleId="831">
     <w:name w:val="List Table 7 Colorful"/>
-    <w:basedOn w:val="869"/>
+    <w:basedOn w:val="879"/>
     <w:uiPriority w:val="99"/>
     <w:pPr>
       <w:pBdr/>
@@ -37175,9 +37298,9 @@
       </w:tcPr>
     </w:tblStylePr>
   </w:style>
-  <w:style w:type="table" w:styleId="822">
+  <w:style w:type="table" w:styleId="832">
     <w:name w:val="List Table 7 Colorful - Accent 1"/>
-    <w:basedOn w:val="869"/>
+    <w:basedOn w:val="879"/>
     <w:uiPriority w:val="99"/>
     <w:pPr>
       <w:pBdr/>
@@ -37431,9 +37554,9 @@
       </w:tcPr>
     </w:tblStylePr>
   </w:style>
-  <w:style w:type="table" w:styleId="823">
+  <w:style w:type="table" w:styleId="833">
     <w:name w:val="List Table 7 Colorful - Accent 2"/>
-    <w:basedOn w:val="869"/>
+    <w:basedOn w:val="879"/>
     <w:uiPriority w:val="99"/>
     <w:pPr>
       <w:pBdr/>
@@ -37687,9 +37810,9 @@
       </w:tcPr>
     </w:tblStylePr>
   </w:style>
-  <w:style w:type="table" w:styleId="824">
+  <w:style w:type="table" w:styleId="834">
     <w:name w:val="List Table 7 Colorful - Accent 3"/>
-    <w:basedOn w:val="869"/>
+    <w:basedOn w:val="879"/>
     <w:uiPriority w:val="99"/>
     <w:pPr>
       <w:pBdr/>
@@ -37943,9 +38066,9 @@
       </w:tcPr>
     </w:tblStylePr>
   </w:style>
-  <w:style w:type="table" w:styleId="825">
+  <w:style w:type="table" w:styleId="835">
     <w:name w:val="List Table 7 Colorful - Accent 4"/>
-    <w:basedOn w:val="869"/>
+    <w:basedOn w:val="879"/>
     <w:uiPriority w:val="99"/>
     <w:pPr>
       <w:pBdr/>
@@ -38199,9 +38322,9 @@
       </w:tcPr>
     </w:tblStylePr>
   </w:style>
-  <w:style w:type="table" w:styleId="826">
+  <w:style w:type="table" w:styleId="836">
     <w:name w:val="List Table 7 Colorful - Accent 5"/>
-    <w:basedOn w:val="869"/>
+    <w:basedOn w:val="879"/>
     <w:uiPriority w:val="99"/>
     <w:pPr>
       <w:pBdr/>
@@ -38455,9 +38578,9 @@
       </w:tcPr>
     </w:tblStylePr>
   </w:style>
-  <w:style w:type="table" w:styleId="827">
+  <w:style w:type="table" w:styleId="837">
     <w:name w:val="List Table 7 Colorful - Accent 6"/>
-    <w:basedOn w:val="869"/>
+    <w:basedOn w:val="879"/>
     <w:uiPriority w:val="99"/>
     <w:pPr>
       <w:pBdr/>
@@ -38711,9 +38834,9 @@
       </w:tcPr>
     </w:tblStylePr>
   </w:style>
-  <w:style w:type="table" w:styleId="828">
+  <w:style w:type="table" w:styleId="838">
     <w:name w:val="Lined - Accent"/>
-    <w:basedOn w:val="869"/>
+    <w:basedOn w:val="879"/>
     <w:uiPriority w:val="99"/>
     <w:pPr>
       <w:pBdr/>
@@ -38948,9 +39071,9 @@
       </w:tcPr>
     </w:tblStylePr>
   </w:style>
-  <w:style w:type="table" w:styleId="829">
+  <w:style w:type="table" w:styleId="839">
     <w:name w:val="Lined - Accent 1"/>
-    <w:basedOn w:val="869"/>
+    <w:basedOn w:val="879"/>
     <w:uiPriority w:val="99"/>
     <w:pPr>
       <w:pBdr/>
@@ -39185,9 +39308,9 @@
       </w:tcPr>
     </w:tblStylePr>
   </w:style>
-  <w:style w:type="table" w:styleId="830">
+  <w:style w:type="table" w:styleId="840">
     <w:name w:val="Lined - Accent 2"/>
-    <w:basedOn w:val="869"/>
+    <w:basedOn w:val="879"/>
     <w:uiPriority w:val="99"/>
     <w:pPr>
       <w:pBdr/>
@@ -39422,9 +39545,9 @@
       </w:tcPr>
     </w:tblStylePr>
   </w:style>
-  <w:style w:type="table" w:styleId="831">
+  <w:style w:type="table" w:styleId="841">
     <w:name w:val="Lined - Accent 3"/>
-    <w:basedOn w:val="869"/>
+    <w:basedOn w:val="879"/>
     <w:uiPriority w:val="99"/>
     <w:pPr>
       <w:pBdr/>
@@ -39659,9 +39782,9 @@
       </w:tcPr>
     </w:tblStylePr>
   </w:style>
-  <w:style w:type="table" w:styleId="832">
+  <w:style w:type="table" w:styleId="842">
     <w:name w:val="Lined - Accent 4"/>
-    <w:basedOn w:val="869"/>
+    <w:basedOn w:val="879"/>
     <w:uiPriority w:val="99"/>
     <w:pPr>
       <w:pBdr/>
@@ -39896,9 +40019,9 @@
       </w:tcPr>
     </w:tblStylePr>
   </w:style>
-  <w:style w:type="table" w:styleId="833">
+  <w:style w:type="table" w:styleId="843">
     <w:name w:val="Lined - Accent 5"/>
-    <w:basedOn w:val="869"/>
+    <w:basedOn w:val="879"/>
     <w:uiPriority w:val="99"/>
     <w:pPr>
       <w:pBdr/>
@@ -40133,9 +40256,9 @@
       </w:tcPr>
     </w:tblStylePr>
   </w:style>
-  <w:style w:type="table" w:styleId="834">
+  <w:style w:type="table" w:styleId="844">
     <w:name w:val="Lined - Accent 6"/>
-    <w:basedOn w:val="869"/>
+    <w:basedOn w:val="879"/>
     <w:uiPriority w:val="99"/>
     <w:pPr>
       <w:pBdr/>
@@ -40370,9 +40493,9 @@
       </w:tcPr>
     </w:tblStylePr>
   </w:style>
-  <w:style w:type="table" w:styleId="835">
+  <w:style w:type="table" w:styleId="845">
     <w:name w:val="Bordered &amp; Lined - Accent"/>
-    <w:basedOn w:val="869"/>
+    <w:basedOn w:val="879"/>
     <w:uiPriority w:val="99"/>
     <w:pPr>
       <w:pBdr/>
@@ -40614,9 +40737,9 @@
       </w:tcPr>
     </w:tblStylePr>
   </w:style>
-  <w:style w:type="table" w:styleId="836">
+  <w:style w:type="table" w:styleId="846">
     <w:name w:val="Bordered &amp; Lined - Accent 1"/>
-    <w:basedOn w:val="869"/>
+    <w:basedOn w:val="879"/>
     <w:uiPriority w:val="99"/>
     <w:pPr>
       <w:pBdr/>
@@ -40858,9 +40981,9 @@
       </w:tcPr>
     </w:tblStylePr>
   </w:style>
-  <w:style w:type="table" w:styleId="837">
+  <w:style w:type="table" w:styleId="847">
     <w:name w:val="Bordered &amp; Lined - Accent 2"/>
-    <w:basedOn w:val="869"/>
+    <w:basedOn w:val="879"/>
     <w:uiPriority w:val="99"/>
     <w:pPr>
       <w:pBdr/>
@@ -41102,9 +41225,9 @@
       </w:tcPr>
     </w:tblStylePr>
   </w:style>
-  <w:style w:type="table" w:styleId="838">
+  <w:style w:type="table" w:styleId="848">
     <w:name w:val="Bordered &amp; Lined - Accent 3"/>
-    <w:basedOn w:val="869"/>
+    <w:basedOn w:val="879"/>
     <w:uiPriority w:val="99"/>
     <w:pPr>
       <w:pBdr/>
@@ -41346,9 +41469,9 @@
       </w:tcPr>
     </w:tblStylePr>
   </w:style>
-  <w:style w:type="table" w:styleId="839">
+  <w:style w:type="table" w:styleId="849">
     <w:name w:val="Bordered &amp; Lined - Accent 4"/>
-    <w:basedOn w:val="869"/>
+    <w:basedOn w:val="879"/>
     <w:uiPriority w:val="99"/>
     <w:pPr>
       <w:pBdr/>
@@ -41590,9 +41713,9 @@
       </w:tcPr>
     </w:tblStylePr>
   </w:style>
-  <w:style w:type="table" w:styleId="840">
+  <w:style w:type="table" w:styleId="850">
     <w:name w:val="Bordered &amp; Lined - Accent 5"/>
-    <w:basedOn w:val="869"/>
+    <w:basedOn w:val="879"/>
     <w:uiPriority w:val="99"/>
     <w:pPr>
       <w:pBdr/>
@@ -41834,9 +41957,9 @@
       </w:tcPr>
     </w:tblStylePr>
   </w:style>
-  <w:style w:type="table" w:styleId="841">
+  <w:style w:type="table" w:styleId="851">
     <w:name w:val="Bordered &amp; Lined - Accent 6"/>
-    <w:basedOn w:val="869"/>
+    <w:basedOn w:val="879"/>
     <w:uiPriority w:val="99"/>
     <w:pPr>
       <w:pBdr/>
@@ -42078,9 +42201,9 @@
       </w:tcPr>
     </w:tblStylePr>
   </w:style>
-  <w:style w:type="table" w:styleId="842">
+  <w:style w:type="table" w:styleId="852">
     <w:name w:val="Bordered"/>
-    <w:basedOn w:val="869"/>
+    <w:basedOn w:val="879"/>
     <w:uiPriority w:val="99"/>
     <w:pPr>
       <w:pBdr/>
@@ -42309,9 +42432,9 @@
       </w:tcPr>
     </w:tblStylePr>
   </w:style>
-  <w:style w:type="table" w:styleId="843">
+  <w:style w:type="table" w:styleId="853">
     <w:name w:val="Bordered - Accent 1"/>
-    <w:basedOn w:val="869"/>
+    <w:basedOn w:val="879"/>
     <w:uiPriority w:val="99"/>
     <w:pPr>
       <w:pBdr/>
@@ -42540,9 +42663,9 @@
       </w:tcPr>
     </w:tblStylePr>
   </w:style>
-  <w:style w:type="table" w:styleId="844">
+  <w:style w:type="table" w:styleId="854">
     <w:name w:val="Bordered - Accent 2"/>
-    <w:basedOn w:val="869"/>
+    <w:basedOn w:val="879"/>
     <w:uiPriority w:val="99"/>
     <w:pPr>
       <w:pBdr/>
@@ -42771,9 +42894,9 @@
       </w:tcPr>
     </w:tblStylePr>
   </w:style>
-  <w:style w:type="table" w:styleId="845">
+  <w:style w:type="table" w:styleId="855">
     <w:name w:val="Bordered - Accent 3"/>
-    <w:basedOn w:val="869"/>
+    <w:basedOn w:val="879"/>
     <w:uiPriority w:val="99"/>
     <w:pPr>
       <w:pBdr/>
@@ -43002,9 +43125,9 @@
       </w:tcPr>
     </w:tblStylePr>
   </w:style>
-  <w:style w:type="table" w:styleId="846">
+  <w:style w:type="table" w:styleId="856">
     <w:name w:val="Bordered - Accent 4"/>
-    <w:basedOn w:val="869"/>
+    <w:basedOn w:val="879"/>
     <w:uiPriority w:val="99"/>
     <w:pPr>
       <w:pBdr/>
@@ -43233,9 +43356,9 @@
       </w:tcPr>
     </w:tblStylePr>
   </w:style>
-  <w:style w:type="table" w:styleId="847">
+  <w:style w:type="table" w:styleId="857">
     <w:name w:val="Bordered - Accent 5"/>
-    <w:basedOn w:val="869"/>
+    <w:basedOn w:val="879"/>
     <w:uiPriority w:val="99"/>
     <w:pPr>
       <w:pBdr/>
@@ -43464,9 +43587,9 @@
       </w:tcPr>
     </w:tblStylePr>
   </w:style>
-  <w:style w:type="table" w:styleId="848">
+  <w:style w:type="table" w:styleId="858">
     <w:name w:val="Bordered - Accent 6"/>
-    <w:basedOn w:val="869"/>
+    <w:basedOn w:val="879"/>
     <w:uiPriority w:val="99"/>
     <w:pPr>
       <w:pBdr/>
@@ -43695,7 +43818,7 @@
       </w:tcPr>
     </w:tblStylePr>
   </w:style>
-  <w:style w:type="character" w:styleId="849">
+  <w:style w:type="character" w:styleId="859">
     <w:name w:val="Hyperlink"/>
     <w:uiPriority w:val="99"/>
     <w:unhideWhenUsed/>
@@ -43709,10 +43832,10 @@
       <w:u w:val="single"/>
     </w:rPr>
   </w:style>
-  <w:style w:type="paragraph" w:styleId="850">
+  <w:style w:type="paragraph" w:styleId="860">
     <w:name w:val="footnote text"/>
-    <w:basedOn w:val="867"/>
-    <w:link w:val="851"/>
+    <w:basedOn w:val="877"/>
+    <w:link w:val="861"/>
     <w:uiPriority w:val="99"/>
     <w:semiHidden/>
     <w:unhideWhenUsed/>
@@ -43725,9 +43848,9 @@
       <w:sz w:val="18"/>
     </w:rPr>
   </w:style>
-  <w:style w:type="character" w:styleId="851">
+  <w:style w:type="character" w:styleId="861">
     <w:name w:val="Footnote Text Char"/>
-    <w:link w:val="850"/>
+    <w:link w:val="860"/>
     <w:uiPriority w:val="99"/>
     <w:pPr>
       <w:pBdr/>
@@ -43738,9 +43861,9 @@
       <w:sz w:val="18"/>
     </w:rPr>
   </w:style>
-  <w:style w:type="character" w:styleId="852">
+  <w:style w:type="character" w:styleId="862">
     <w:name w:val="footnote reference"/>
-    <w:basedOn w:val="868"/>
+    <w:basedOn w:val="878"/>
     <w:uiPriority w:val="99"/>
     <w:unhideWhenUsed/>
     <w:pPr>
@@ -43752,10 +43875,10 @@
       <w:vertAlign w:val="superscript"/>
     </w:rPr>
   </w:style>
-  <w:style w:type="paragraph" w:styleId="853">
+  <w:style w:type="paragraph" w:styleId="863">
     <w:name w:val="endnote text"/>
-    <w:basedOn w:val="867"/>
-    <w:link w:val="854"/>
+    <w:basedOn w:val="877"/>
+    <w:link w:val="864"/>
     <w:uiPriority w:val="99"/>
     <w:semiHidden/>
     <w:unhideWhenUsed/>
@@ -43768,9 +43891,9 @@
       <w:sz w:val="20"/>
     </w:rPr>
   </w:style>
-  <w:style w:type="character" w:styleId="854">
+  <w:style w:type="character" w:styleId="864">
     <w:name w:val="Endnote Text Char"/>
-    <w:link w:val="853"/>
+    <w:link w:val="863"/>
     <w:uiPriority w:val="99"/>
     <w:pPr>
       <w:pBdr/>
@@ -43781,9 +43904,9 @@
       <w:sz w:val="20"/>
     </w:rPr>
   </w:style>
-  <w:style w:type="character" w:styleId="855">
+  <w:style w:type="character" w:styleId="865">
     <w:name w:val="endnote reference"/>
-    <w:basedOn w:val="868"/>
+    <w:basedOn w:val="878"/>
     <w:uiPriority w:val="99"/>
     <w:semiHidden/>
     <w:unhideWhenUsed/>
@@ -43796,10 +43919,10 @@
       <w:vertAlign w:val="superscript"/>
     </w:rPr>
   </w:style>
-  <w:style w:type="paragraph" w:styleId="856">
+  <w:style w:type="paragraph" w:styleId="866">
     <w:name w:val="toc 1"/>
-    <w:basedOn w:val="867"/>
-    <w:next w:val="867"/>
+    <w:basedOn w:val="877"/>
+    <w:next w:val="877"/>
     <w:uiPriority w:val="39"/>
     <w:unhideWhenUsed/>
     <w:pPr>
@@ -43808,10 +43931,10 @@
       <w:ind w:right="0" w:firstLine="0" w:left="0"/>
     </w:pPr>
   </w:style>
-  <w:style w:type="paragraph" w:styleId="857">
+  <w:style w:type="paragraph" w:styleId="867">
     <w:name w:val="toc 2"/>
-    <w:basedOn w:val="867"/>
-    <w:next w:val="867"/>
+    <w:basedOn w:val="877"/>
+    <w:next w:val="877"/>
     <w:uiPriority w:val="39"/>
     <w:unhideWhenUsed/>
     <w:pPr>
@@ -43820,10 +43943,10 @@
       <w:ind w:right="0" w:firstLine="0" w:left="283"/>
     </w:pPr>
   </w:style>
-  <w:style w:type="paragraph" w:styleId="858">
+  <w:style w:type="paragraph" w:styleId="868">
     <w:name w:val="toc 3"/>
-    <w:basedOn w:val="867"/>
-    <w:next w:val="867"/>
+    <w:basedOn w:val="877"/>
+    <w:next w:val="877"/>
     <w:uiPriority w:val="39"/>
     <w:unhideWhenUsed/>
     <w:pPr>
@@ -43832,10 +43955,10 @@
       <w:ind w:right="0" w:firstLine="0" w:left="567"/>
     </w:pPr>
   </w:style>
-  <w:style w:type="paragraph" w:styleId="859">
+  <w:style w:type="paragraph" w:styleId="869">
     <w:name w:val="toc 4"/>
-    <w:basedOn w:val="867"/>
-    <w:next w:val="867"/>
+    <w:basedOn w:val="877"/>
+    <w:next w:val="877"/>
     <w:uiPriority w:val="39"/>
     <w:unhideWhenUsed/>
     <w:pPr>
@@ -43844,10 +43967,10 @@
       <w:ind w:right="0" w:firstLine="0" w:left="850"/>
     </w:pPr>
   </w:style>
-  <w:style w:type="paragraph" w:styleId="860">
+  <w:style w:type="paragraph" w:styleId="870">
     <w:name w:val="toc 5"/>
-    <w:basedOn w:val="867"/>
-    <w:next w:val="867"/>
+    <w:basedOn w:val="877"/>
+    <w:next w:val="877"/>
     <w:uiPriority w:val="39"/>
     <w:unhideWhenUsed/>
     <w:pPr>
@@ -43856,10 +43979,10 @@
       <w:ind w:right="0" w:firstLine="0" w:left="1134"/>
     </w:pPr>
   </w:style>
-  <w:style w:type="paragraph" w:styleId="861">
+  <w:style w:type="paragraph" w:styleId="871">
     <w:name w:val="toc 6"/>
-    <w:basedOn w:val="867"/>
-    <w:next w:val="867"/>
+    <w:basedOn w:val="877"/>
+    <w:next w:val="877"/>
     <w:uiPriority w:val="39"/>
     <w:unhideWhenUsed/>
     <w:pPr>
@@ -43868,10 +43991,10 @@
       <w:ind w:right="0" w:firstLine="0" w:left="1417"/>
     </w:pPr>
   </w:style>
-  <w:style w:type="paragraph" w:styleId="862">
+  <w:style w:type="paragraph" w:styleId="872">
     <w:name w:val="toc 7"/>
-    <w:basedOn w:val="867"/>
-    <w:next w:val="867"/>
+    <w:basedOn w:val="877"/>
+    <w:next w:val="877"/>
     <w:uiPriority w:val="39"/>
     <w:unhideWhenUsed/>
     <w:pPr>
@@ -43880,10 +44003,10 @@
       <w:ind w:right="0" w:firstLine="0" w:left="1701"/>
     </w:pPr>
   </w:style>
-  <w:style w:type="paragraph" w:styleId="863">
+  <w:style w:type="paragraph" w:styleId="873">
     <w:name w:val="toc 8"/>
-    <w:basedOn w:val="867"/>
-    <w:next w:val="867"/>
+    <w:basedOn w:val="877"/>
+    <w:next w:val="877"/>
     <w:uiPriority w:val="39"/>
     <w:unhideWhenUsed/>
     <w:pPr>
@@ -43892,10 +44015,10 @@
       <w:ind w:right="0" w:firstLine="0" w:left="1984"/>
     </w:pPr>
   </w:style>
-  <w:style w:type="paragraph" w:styleId="864">
+  <w:style w:type="paragraph" w:styleId="874">
     <w:name w:val="toc 9"/>
-    <w:basedOn w:val="867"/>
-    <w:next w:val="867"/>
+    <w:basedOn w:val="877"/>
+    <w:next w:val="877"/>
     <w:uiPriority w:val="39"/>
     <w:unhideWhenUsed/>
     <w:pPr>
@@ -43904,7 +44027,7 @@
       <w:ind w:right="0" w:firstLine="0" w:left="2268"/>
     </w:pPr>
   </w:style>
-  <w:style w:type="paragraph" w:styleId="865">
+  <w:style w:type="paragraph" w:styleId="875">
     <w:name w:val="TOC Heading"/>
     <w:uiPriority w:val="39"/>
     <w:unhideWhenUsed/>
@@ -43914,10 +44037,10 @@
       <w:ind/>
     </w:pPr>
   </w:style>
-  <w:style w:type="paragraph" w:styleId="866">
+  <w:style w:type="paragraph" w:styleId="876">
     <w:name w:val="table of figures"/>
-    <w:basedOn w:val="867"/>
-    <w:next w:val="867"/>
+    <w:basedOn w:val="877"/>
+    <w:next w:val="877"/>
     <w:uiPriority w:val="99"/>
     <w:unhideWhenUsed/>
     <w:pPr>
@@ -43926,7 +44049,7 @@
       <w:ind/>
     </w:pPr>
   </w:style>
-  <w:style w:type="paragraph" w:styleId="867" w:default="1">
+  <w:style w:type="paragraph" w:styleId="877" w:default="1">
     <w:name w:val="Normal"/>
     <w:qFormat/>
     <w:pPr>
@@ -43940,7 +44063,7 @@
       <w14:ligatures w14:val="none"/>
     </w:rPr>
   </w:style>
-  <w:style w:type="character" w:styleId="868" w:default="1">
+  <w:style w:type="character" w:styleId="878" w:default="1">
     <w:name w:val="Default Paragraph Font"/>
     <w:uiPriority w:val="1"/>
     <w:unhideWhenUsed/>
@@ -43950,7 +44073,7 @@
       <w:ind/>
     </w:pPr>
   </w:style>
-  <w:style w:type="table" w:styleId="869" w:default="1">
+  <w:style w:type="table" w:styleId="879" w:default="1">
     <w:name w:val="Normal Table"/>
     <w:uiPriority w:val="99"/>
     <w:semiHidden/>
@@ -44143,7 +44266,7 @@
       </w:tcPr>
     </w:tblStylePr>
   </w:style>
-  <w:style w:type="numbering" w:styleId="870" w:default="1">
+  <w:style w:type="numbering" w:styleId="880" w:default="1">
     <w:name w:val="No List"/>
     <w:uiPriority w:val="99"/>
     <w:semiHidden/>
@@ -44154,9 +44277,9 @@
       <w:ind/>
     </w:pPr>
   </w:style>
-  <w:style w:type="table" w:styleId="871">
+  <w:style w:type="table" w:styleId="881">
     <w:name w:val="Table Grid"/>
-    <w:basedOn w:val="869"/>
+    <w:basedOn w:val="879"/>
     <w:uiPriority w:val="39"/>
     <w:pPr>
       <w:pBdr/>
@@ -44351,10 +44474,10 @@
       </w:tcPr>
     </w:tblStylePr>
   </w:style>
-  <w:style w:type="paragraph" w:styleId="872">
+  <w:style w:type="paragraph" w:styleId="882">
     <w:name w:val="Header"/>
-    <w:basedOn w:val="867"/>
-    <w:link w:val="873"/>
+    <w:basedOn w:val="877"/>
+    <w:link w:val="883"/>
     <w:uiPriority w:val="99"/>
     <w:unhideWhenUsed/>
     <w:pPr>
@@ -44367,10 +44490,10 @@
       <w:ind/>
     </w:pPr>
   </w:style>
-  <w:style w:type="character" w:styleId="873" w:customStyle="1">
+  <w:style w:type="character" w:styleId="883" w:customStyle="1">
     <w:name w:val="Верхний колонтитул Знак"/>
-    <w:basedOn w:val="868"/>
-    <w:link w:val="872"/>
+    <w:basedOn w:val="878"/>
+    <w:link w:val="882"/>
     <w:uiPriority w:val="99"/>
     <w:pPr>
       <w:pBdr/>
@@ -44383,10 +44506,10 @@
       <w14:ligatures w14:val="none"/>
     </w:rPr>
   </w:style>
-  <w:style w:type="paragraph" w:styleId="874">
+  <w:style w:type="paragraph" w:styleId="884">
     <w:name w:val="Footer"/>
-    <w:basedOn w:val="867"/>
-    <w:link w:val="875"/>
+    <w:basedOn w:val="877"/>
+    <w:link w:val="885"/>
     <w:uiPriority w:val="99"/>
     <w:unhideWhenUsed/>
     <w:pPr>
@@ -44399,10 +44522,10 @@
       <w:ind/>
     </w:pPr>
   </w:style>
-  <w:style w:type="character" w:styleId="875" w:customStyle="1">
+  <w:style w:type="character" w:styleId="885" w:customStyle="1">
     <w:name w:val="Нижний колонтитул Знак"/>
-    <w:basedOn w:val="868"/>
-    <w:link w:val="874"/>
+    <w:basedOn w:val="878"/>
+    <w:link w:val="884"/>
     <w:uiPriority w:val="99"/>
     <w:pPr>
       <w:pBdr/>
